--- a/eng/docx/58.content.docx
+++ b/eng/docx/58.content.docx
@@ -136,13 +136,6 @@
         <w:rPr>
           <w:lang w:val="en_US" w:bidi="en_US"/>
         </w:rPr>
-      </w:r>
-      <w:r>
-        <w:rPr>
-          <w:i/>
-          <w:lang w:val="en_US" w:bidi="en_US"/>
-        </w:rPr>
-        <w:t>Hebrews 1:1, Hebrews 1:2, Hebrews 1:2 (#2), Hebrews 1:3, Hebrews 1:3 (#2), Hebrews 1:4, Hebrews 1:6, Hebrews 1:8, Hebrews 1:9, Hebrews 1:10–11, Hebrews 1:13, Hebrews 1:14, Hebrews 2:1, Hebrews 2:2, Hebrews 2:4, Hebrews 2:5, Hebrews 2:7–8, Hebrews 2:9, Hebrews 2:9 (#2), Hebrews 2:10, Hebrews 2:11, Hebrews 2:14, Hebrews 2:15, Hebrews 2:17, Hebrews 2:18, Hebrews 3:1, Hebrews 3:2–3, Hebrews 3:5, Hebrews 3:5 (#2), Hebrews 3:6, Hebrews 3:6 (#2), Hebrews 3:7–8, Hebrews 3:10–11, Hebrews 3:12, Hebrews 3:13, Hebrews 3:14, Hebrews 3:17, Hebrews 3:17 (#2), Hebrews 3:19, Hebrews 4:2, Hebrews 4:2 (#2), Hebrews 4:3, Hebrews 4:3–4, Hebrews 4:5–6, Hebrews 4:7, Hebrews 4:7 (#2), Hebrews 4:9, Hebrews 4:10, Hebrews 4:11, Hebrews 4:12, Hebrews 4:12 (#2), Hebrews 4:12 (#3), Hebrews 4:13, Hebrews 4:14, Hebrews 4:15, Hebrews 4:15 (#2), Hebrews 4:16, Hebrews 5:1, Hebrews 5:3, Hebrews 5:4, Hebrews 5:5, Hebrews 5:6, Hebrews 5:6 (#2), Hebrews 5:7, Hebrews 5:8, Hebrews 5:9, Hebrews 5:11, Hebrews 5:14, Hebrews 6:1, Hebrews 6:1–2, Hebrews 6:4–5, Hebrews 6:4–6, Hebrews 6:6, Hebrews 6:7–8, Hebrews 6:9, Hebrews 6:10, Hebrews 6:12, Hebrews 6:13–15, Hebrews 6:17, Hebrews 6:18, Hebrews 6:19, Hebrews 6:19–20, Hebrews 7:1, Hebrews 7:2, Hebrews 7:2 (#2), Hebrews 7:3, Hebrews 7:5, Hebrews 7:7, Hebrews 7:9–10, Hebrews 7:12, Hebrews 7:14, Hebrews 7:16, Hebrews 7:18–19, Hebrews 7:21, Hebrews 7:22, Hebrews 7:25, Hebrews 7:26, Hebrews 7:26 (#2), Hebrews 7:27, Hebrews 7:28, Hebrews 8:1, Hebrews 8:2, Hebrews 8:3, Hebrews 8:4, Hebrews 8:5, Hebrews 8:5 (#2), Hebrews 8:6, Hebrews 8:8, Hebrews 8:10, Hebrews 8:11, Hebrews 8:12, Hebrews 8:13, Hebrews 9:1–2, Hebrews 9:2, Hebrews 9:3–4, Hebrews 9:7, Hebrews 9:9, Hebrews 9:9 (#2), Hebrews 9:10, Hebrews 9:11, Hebrews 9:12, Hebrews 9:12 (#2), Hebrews 9:14, Hebrews 9:15, Hebrews 9:17, Hebrews 9:18–19, Hebrews 9:22, Hebrews 9:24, Hebrews 9:26, Hebrews 9:27, Hebrews 9:28, Hebrews 10:1, Hebrews 10:3, Hebrews 10:4, Hebrews 10:5, Hebrews 10:8, Hebrews 10:10, Hebrews 10:12–13, Hebrews 10:14, Hebrews 10:18, Hebrews 10:19, Hebrews 10:22, Hebrews 10:23, Hebrews 10:25, Hebrews 10:26–27, Hebrews 10:28–29, Hebrews 10:30, Hebrews 10:34, Hebrews 10:35–36, Hebrews 10:38, Hebrews 10:38 (#2), Hebrews 10:39, Hebrews 11:1, Hebrews 11:3, Hebrews 11:4, Hebrews 11:6, Hebrews 11:7, Hebrews 11:11, Hebrews 11:13, Hebrews 11:13 (#2), Hebrews 11:16, Hebrews 11:17–19, Hebrews 11:22, Hebrews 11:24–26, Hebrews 11:28, Hebrews 11:31, Hebrews 11:33–34, Hebrews 11:35–38, Hebrews 11:39, Hebrews 11:40, Hebrews 12:1, Hebrews 12:2, Hebrews 12:3, Hebrews 12:6, Hebrews 12:8, Hebrews 12:10, Hebrews 12:11, Hebrews 12:14, Hebrews 12:15, Hebrews 12:17, Hebrews 12:19, Hebrews 12:22, Hebrews 12:23, Hebrews 12:23–24, Hebrews 12:25, Hebrews 12:26, Hebrews 12:28, Hebrews 12:28 (#2), Hebrews 12:29, Hebrews 13:2, Hebrews 13:3, Hebrews 13:4, Hebrews 13:4 (#2), Hebrews 13:5, Hebrews 13:7, Hebrews 13:9, Hebrews 13:11, Hebrews 13:12, Hebrews 13:13, Hebrews 13:14, Hebrews 13:14 (#2), Hebrews 13:15, Hebrews 13:17, Hebrews 13:21, Hebrews 13:23</w:t>
       </w:r>
       <w:r>
         <w:rPr>

--- a/eng/docx/58.content.docx
+++ b/eng/docx/58.content.docx
@@ -123,19 +123,6 @@
           <w:lang w:val="en_US" w:bidi="en_US"/>
         </w:rPr>
         <w:t>HEB</w:t>
-      </w:r>
-      <w:r>
-        <w:rPr>
-          <w:lang w:val="en_US" w:bidi="en_US"/>
-        </w:rPr>
-      </w:r>
-    </w:p>
-    <w:p>
-      <w:pPr/>
-      <w:r>
-        <w:rPr>
-          <w:lang w:val="en_US" w:bidi="en_US"/>
-        </w:rPr>
       </w:r>
       <w:r>
         <w:rPr>

--- a/eng/docx/58.content.docx
+++ b/eng/docx/58.content.docx
@@ -19,7 +19,7 @@
         <w:rPr>
           <w:lang w:val="en_US" w:bidi="en_US"/>
         </w:rPr>
-        <w:t>Resource: Translation Questions (unfoldingWord)</w:t>
+        <w:t>Resource: unfoldingWord® Translation Questions</w:t>
       </w:r>
       <w:r>
         <w:rPr>
@@ -85,7 +85,7 @@
         <w:rPr>
           <w:lang w:val="en_US" w:bidi="en_US"/>
         </w:rPr>
-        <w:t>Translation Questions (unfoldingWord)</w:t>
+        <w:t>unfoldingWord® Translation Questions</w:t>
       </w:r>
     </w:p>
     <w:p>

--- a/eng/docx/58.content.docx
+++ b/eng/docx/58.content.docx
@@ -185,7 +185,7 @@
         <w:rPr>
           <w:lang w:val="en_US" w:bidi="en_US"/>
         </w:rPr>
-        <w:t>Hebrews 1:1</w:t>
+        <w:t>Hebrews 1:1 (#1)</w:t>
       </w:r>
       <w:r>
         <w:rPr>
@@ -248,7 +248,7 @@
         <w:rPr>
           <w:lang w:val="en_US" w:bidi="en_US"/>
         </w:rPr>
-        <w:t>Hebrews 1:2</w:t>
+        <w:t>Hebrews 1:2 (#1)</w:t>
       </w:r>
       <w:r>
         <w:rPr>
@@ -374,7 +374,7 @@
         <w:rPr>
           <w:lang w:val="en_US" w:bidi="en_US"/>
         </w:rPr>
-        <w:t>Hebrews 1:3</w:t>
+        <w:t>Hebrews 1:3 (#1)</w:t>
       </w:r>
       <w:r>
         <w:rPr>
@@ -500,7 +500,7 @@
         <w:rPr>
           <w:lang w:val="en_US" w:bidi="en_US"/>
         </w:rPr>
-        <w:t>Hebrews 1:4</w:t>
+        <w:t>Hebrews 1:4 (#1)</w:t>
       </w:r>
       <w:r>
         <w:rPr>
@@ -563,7 +563,7 @@
         <w:rPr>
           <w:lang w:val="en_US" w:bidi="en_US"/>
         </w:rPr>
-        <w:t>Hebrews 1:6</w:t>
+        <w:t>Hebrews 1:6 (#1)</w:t>
       </w:r>
       <w:r>
         <w:rPr>
@@ -626,7 +626,7 @@
         <w:rPr>
           <w:lang w:val="en_US" w:bidi="en_US"/>
         </w:rPr>
-        <w:t>Hebrews 1:8</w:t>
+        <w:t>Hebrews 1:8 (#1)</w:t>
       </w:r>
       <w:r>
         <w:rPr>
@@ -689,7 +689,7 @@
         <w:rPr>
           <w:lang w:val="en_US" w:bidi="en_US"/>
         </w:rPr>
-        <w:t>Hebrews 1:9</w:t>
+        <w:t>Hebrews 1:9 (#1)</w:t>
       </w:r>
       <w:r>
         <w:rPr>
@@ -752,7 +752,7 @@
         <w:rPr>
           <w:lang w:val="en_US" w:bidi="en_US"/>
         </w:rPr>
-        <w:t>Hebrews 1:10–11</w:t>
+        <w:t>Hebrews 1:10–11 (#1)</w:t>
       </w:r>
       <w:r>
         <w:rPr>
@@ -815,7 +815,7 @@
         <w:rPr>
           <w:lang w:val="en_US" w:bidi="en_US"/>
         </w:rPr>
-        <w:t>Hebrews 1:13</w:t>
+        <w:t>Hebrews 1:13 (#1)</w:t>
       </w:r>
       <w:r>
         <w:rPr>
@@ -878,7 +878,7 @@
         <w:rPr>
           <w:lang w:val="en_US" w:bidi="en_US"/>
         </w:rPr>
-        <w:t>Hebrews 1:14</w:t>
+        <w:t>Hebrews 1:14 (#1)</w:t>
       </w:r>
       <w:r>
         <w:rPr>
@@ -941,7 +941,7 @@
         <w:rPr>
           <w:lang w:val="en_US" w:bidi="en_US"/>
         </w:rPr>
-        <w:t>Hebrews 2:1</w:t>
+        <w:t>Hebrews 2:1 (#1)</w:t>
       </w:r>
       <w:r>
         <w:rPr>
@@ -1004,7 +1004,7 @@
         <w:rPr>
           <w:lang w:val="en_US" w:bidi="en_US"/>
         </w:rPr>
-        <w:t>Hebrews 2:2</w:t>
+        <w:t>Hebrews 2:2 (#1)</w:t>
       </w:r>
       <w:r>
         <w:rPr>
@@ -1067,7 +1067,7 @@
         <w:rPr>
           <w:lang w:val="en_US" w:bidi="en_US"/>
         </w:rPr>
-        <w:t>Hebrews 2:4</w:t>
+        <w:t>Hebrews 2:4 (#1)</w:t>
       </w:r>
       <w:r>
         <w:rPr>
@@ -1130,7 +1130,7 @@
         <w:rPr>
           <w:lang w:val="en_US" w:bidi="en_US"/>
         </w:rPr>
-        <w:t>Hebrews 2:5</w:t>
+        <w:t>Hebrews 2:5 (#1)</w:t>
       </w:r>
       <w:r>
         <w:rPr>
@@ -1193,7 +1193,7 @@
         <w:rPr>
           <w:lang w:val="en_US" w:bidi="en_US"/>
         </w:rPr>
-        <w:t>Hebrews 2:7–8</w:t>
+        <w:t>Hebrews 2:7–8 (#1)</w:t>
       </w:r>
       <w:r>
         <w:rPr>
@@ -1256,7 +1256,70 @@
         <w:rPr>
           <w:lang w:val="en_US" w:bidi="en_US"/>
         </w:rPr>
-        <w:t>Hebrews 2:9</w:t>
+        <w:t>Hebrews 2:9 (#2)</w:t>
+      </w:r>
+      <w:r>
+        <w:rPr>
+          <w:lang w:val="en_US" w:bidi="en_US"/>
+        </w:rPr>
+      </w:r>
+    </w:p>
+    <w:p>
+      <w:pPr/>
+      <w:r>
+        <w:rPr>
+          <w:lang w:val="en_US" w:bidi="en_US"/>
+        </w:rPr>
+      </w:r>
+      <w:r>
+        <w:rPr>
+          <w:b/>
+          <w:lang w:val="en_US" w:bidi="en_US"/>
+        </w:rPr>
+        <w:t>For whom did Jesus taste death?</w:t>
+      </w:r>
+    </w:p>
+    <w:p>
+      <w:pPr/>
+      <w:r>
+        <w:rPr>
+          <w:lang w:val="en_US" w:bidi="en_US"/>
+        </w:rPr>
+      </w:r>
+      <w:r>
+        <w:rPr>
+          <w:lang w:val="en_US" w:bidi="en_US"/>
+        </w:rPr>
+        <w:t>Jesus tasted death for every man.</w:t>
+      </w:r>
+      <w:r>
+        <w:rPr>
+          <w:lang w:val="en_US" w:bidi="en_US"/>
+        </w:rPr>
+      </w:r>
+      <w:r>
+        <w:rPr>
+          <w:lang w:val="en_US" w:bidi="en_US"/>
+        </w:rPr>
+      </w:r>
+    </w:p>
+    <w:p>
+      <w:pPr/>
+      <w:r>
+        <w:rPr>
+          <w:lang w:val="en_US" w:bidi="en_US"/>
+        </w:rPr>
+      </w:r>
+    </w:p>
+    <w:p>
+      <w:pPr>
+        <w:pStyle w:val="Heading2"/>
+      </w:pPr>
+      <w:r>
+        <w:rPr>
+          <w:lang w:val="en_US" w:bidi="en_US"/>
+        </w:rPr>
+        <w:t>Hebrews 2:9 (#1)</w:t>
       </w:r>
       <w:r>
         <w:rPr>
@@ -1319,70 +1382,7 @@
         <w:rPr>
           <w:lang w:val="en_US" w:bidi="en_US"/>
         </w:rPr>
-        <w:t>Hebrews 2:9 (#2)</w:t>
-      </w:r>
-      <w:r>
-        <w:rPr>
-          <w:lang w:val="en_US" w:bidi="en_US"/>
-        </w:rPr>
-      </w:r>
-    </w:p>
-    <w:p>
-      <w:pPr/>
-      <w:r>
-        <w:rPr>
-          <w:lang w:val="en_US" w:bidi="en_US"/>
-        </w:rPr>
-      </w:r>
-      <w:r>
-        <w:rPr>
-          <w:b/>
-          <w:lang w:val="en_US" w:bidi="en_US"/>
-        </w:rPr>
-        <w:t>For whom did Jesus taste death?</w:t>
-      </w:r>
-    </w:p>
-    <w:p>
-      <w:pPr/>
-      <w:r>
-        <w:rPr>
-          <w:lang w:val="en_US" w:bidi="en_US"/>
-        </w:rPr>
-      </w:r>
-      <w:r>
-        <w:rPr>
-          <w:lang w:val="en_US" w:bidi="en_US"/>
-        </w:rPr>
-        <w:t>Jesus tasted death for every man.</w:t>
-      </w:r>
-      <w:r>
-        <w:rPr>
-          <w:lang w:val="en_US" w:bidi="en_US"/>
-        </w:rPr>
-      </w:r>
-      <w:r>
-        <w:rPr>
-          <w:lang w:val="en_US" w:bidi="en_US"/>
-        </w:rPr>
-      </w:r>
-    </w:p>
-    <w:p>
-      <w:pPr/>
-      <w:r>
-        <w:rPr>
-          <w:lang w:val="en_US" w:bidi="en_US"/>
-        </w:rPr>
-      </w:r>
-    </w:p>
-    <w:p>
-      <w:pPr>
-        <w:pStyle w:val="Heading2"/>
-      </w:pPr>
-      <w:r>
-        <w:rPr>
-          <w:lang w:val="en_US" w:bidi="en_US"/>
-        </w:rPr>
-        <w:t>Hebrews 2:10</w:t>
+        <w:t>Hebrews 2:10 (#1)</w:t>
       </w:r>
       <w:r>
         <w:rPr>
@@ -1445,7 +1445,7 @@
         <w:rPr>
           <w:lang w:val="en_US" w:bidi="en_US"/>
         </w:rPr>
-        <w:t>Hebrews 2:11</w:t>
+        <w:t>Hebrews 2:11 (#1)</w:t>
       </w:r>
       <w:r>
         <w:rPr>
@@ -1508,7 +1508,7 @@
         <w:rPr>
           <w:lang w:val="en_US" w:bidi="en_US"/>
         </w:rPr>
-        <w:t>Hebrews 2:14</w:t>
+        <w:t>Hebrews 2:14 (#1)</w:t>
       </w:r>
       <w:r>
         <w:rPr>
@@ -1571,7 +1571,7 @@
         <w:rPr>
           <w:lang w:val="en_US" w:bidi="en_US"/>
         </w:rPr>
-        <w:t>Hebrews 2:15</w:t>
+        <w:t>Hebrews 2:15 (#1)</w:t>
       </w:r>
       <w:r>
         <w:rPr>
@@ -1634,7 +1634,7 @@
         <w:rPr>
           <w:lang w:val="en_US" w:bidi="en_US"/>
         </w:rPr>
-        <w:t>Hebrews 2:17</w:t>
+        <w:t>Hebrews 2:17 (#1)</w:t>
       </w:r>
       <w:r>
         <w:rPr>
@@ -1697,7 +1697,7 @@
         <w:rPr>
           <w:lang w:val="en_US" w:bidi="en_US"/>
         </w:rPr>
-        <w:t>Hebrews 2:18</w:t>
+        <w:t>Hebrews 2:18 (#1)</w:t>
       </w:r>
       <w:r>
         <w:rPr>
@@ -1760,7 +1760,7 @@
         <w:rPr>
           <w:lang w:val="en_US" w:bidi="en_US"/>
         </w:rPr>
-        <w:t>Hebrews 3:1</w:t>
+        <w:t>Hebrews 3:1 (#1)</w:t>
       </w:r>
       <w:r>
         <w:rPr>
@@ -1823,7 +1823,7 @@
         <w:rPr>
           <w:lang w:val="en_US" w:bidi="en_US"/>
         </w:rPr>
-        <w:t>Hebrews 3:2–3</w:t>
+        <w:t>Hebrews 3:2–3 (#1)</w:t>
       </w:r>
       <w:r>
         <w:rPr>
@@ -1857,36 +1857,99 @@
         <w:rPr>
           <w:lang w:val="en_US" w:bidi="en_US"/>
         </w:rPr>
-        <w:t>Jesus has been considered worthy of greater glory because while Moses was faithful in all God’s house, Jesus is the one who built the house.</w:t>
-      </w:r>
-      <w:r>
-        <w:rPr>
-          <w:lang w:val="en_US" w:bidi="en_US"/>
-        </w:rPr>
-      </w:r>
-      <w:r>
-        <w:rPr>
-          <w:lang w:val="en_US" w:bidi="en_US"/>
-        </w:rPr>
-      </w:r>
-    </w:p>
-    <w:p>
-      <w:pPr/>
-      <w:r>
-        <w:rPr>
-          <w:lang w:val="en_US" w:bidi="en_US"/>
-        </w:rPr>
-      </w:r>
-    </w:p>
-    <w:p>
-      <w:pPr>
-        <w:pStyle w:val="Heading2"/>
-      </w:pPr>
-      <w:r>
-        <w:rPr>
-          <w:lang w:val="en_US" w:bidi="en_US"/>
-        </w:rPr>
-        <w:t>Hebrews 3:5</w:t>
+        <w:t>Jesus has been considered worthy of greater glory because, while Moses was faithful in all God’s house, Jesus is the one who built the house.</w:t>
+      </w:r>
+      <w:r>
+        <w:rPr>
+          <w:lang w:val="en_US" w:bidi="en_US"/>
+        </w:rPr>
+      </w:r>
+      <w:r>
+        <w:rPr>
+          <w:lang w:val="en_US" w:bidi="en_US"/>
+        </w:rPr>
+      </w:r>
+    </w:p>
+    <w:p>
+      <w:pPr/>
+      <w:r>
+        <w:rPr>
+          <w:lang w:val="en_US" w:bidi="en_US"/>
+        </w:rPr>
+      </w:r>
+    </w:p>
+    <w:p>
+      <w:pPr>
+        <w:pStyle w:val="Heading2"/>
+      </w:pPr>
+      <w:r>
+        <w:rPr>
+          <w:lang w:val="en_US" w:bidi="en_US"/>
+        </w:rPr>
+        <w:t>Hebrews 3:5 (#2)</w:t>
+      </w:r>
+      <w:r>
+        <w:rPr>
+          <w:lang w:val="en_US" w:bidi="en_US"/>
+        </w:rPr>
+      </w:r>
+    </w:p>
+    <w:p>
+      <w:pPr/>
+      <w:r>
+        <w:rPr>
+          <w:lang w:val="en_US" w:bidi="en_US"/>
+        </w:rPr>
+      </w:r>
+      <w:r>
+        <w:rPr>
+          <w:b/>
+          <w:lang w:val="en_US" w:bidi="en_US"/>
+        </w:rPr>
+        <w:t>About what did Moses give testimony?</w:t>
+      </w:r>
+    </w:p>
+    <w:p>
+      <w:pPr/>
+      <w:r>
+        <w:rPr>
+          <w:lang w:val="en_US" w:bidi="en_US"/>
+        </w:rPr>
+      </w:r>
+      <w:r>
+        <w:rPr>
+          <w:lang w:val="en_US" w:bidi="en_US"/>
+        </w:rPr>
+        <w:t>Moses gave testimony about the things that were to be spoken of in the future.</w:t>
+      </w:r>
+      <w:r>
+        <w:rPr>
+          <w:lang w:val="en_US" w:bidi="en_US"/>
+        </w:rPr>
+      </w:r>
+      <w:r>
+        <w:rPr>
+          <w:lang w:val="en_US" w:bidi="en_US"/>
+        </w:rPr>
+      </w:r>
+    </w:p>
+    <w:p>
+      <w:pPr/>
+      <w:r>
+        <w:rPr>
+          <w:lang w:val="en_US" w:bidi="en_US"/>
+        </w:rPr>
+      </w:r>
+    </w:p>
+    <w:p>
+      <w:pPr>
+        <w:pStyle w:val="Heading2"/>
+      </w:pPr>
+      <w:r>
+        <w:rPr>
+          <w:lang w:val="en_US" w:bidi="en_US"/>
+        </w:rPr>
+        <w:t>Hebrews 3:5 (#1)</w:t>
       </w:r>
       <w:r>
         <w:rPr>
@@ -1949,70 +2012,7 @@
         <w:rPr>
           <w:lang w:val="en_US" w:bidi="en_US"/>
         </w:rPr>
-        <w:t>Hebrews 3:5 (#2)</w:t>
-      </w:r>
-      <w:r>
-        <w:rPr>
-          <w:lang w:val="en_US" w:bidi="en_US"/>
-        </w:rPr>
-      </w:r>
-    </w:p>
-    <w:p>
-      <w:pPr/>
-      <w:r>
-        <w:rPr>
-          <w:lang w:val="en_US" w:bidi="en_US"/>
-        </w:rPr>
-      </w:r>
-      <w:r>
-        <w:rPr>
-          <w:b/>
-          <w:lang w:val="en_US" w:bidi="en_US"/>
-        </w:rPr>
-        <w:t>About what did Moses give testimony?</w:t>
-      </w:r>
-    </w:p>
-    <w:p>
-      <w:pPr/>
-      <w:r>
-        <w:rPr>
-          <w:lang w:val="en_US" w:bidi="en_US"/>
-        </w:rPr>
-      </w:r>
-      <w:r>
-        <w:rPr>
-          <w:lang w:val="en_US" w:bidi="en_US"/>
-        </w:rPr>
-        <w:t>Moses gave testimony about the things that were to be spoken of in the future.</w:t>
-      </w:r>
-      <w:r>
-        <w:rPr>
-          <w:lang w:val="en_US" w:bidi="en_US"/>
-        </w:rPr>
-      </w:r>
-      <w:r>
-        <w:rPr>
-          <w:lang w:val="en_US" w:bidi="en_US"/>
-        </w:rPr>
-      </w:r>
-    </w:p>
-    <w:p>
-      <w:pPr/>
-      <w:r>
-        <w:rPr>
-          <w:lang w:val="en_US" w:bidi="en_US"/>
-        </w:rPr>
-      </w:r>
-    </w:p>
-    <w:p>
-      <w:pPr>
-        <w:pStyle w:val="Heading2"/>
-      </w:pPr>
-      <w:r>
-        <w:rPr>
-          <w:lang w:val="en_US" w:bidi="en_US"/>
-        </w:rPr>
-        <w:t>Hebrews 3:6</w:t>
+        <w:t>Hebrews 3:6 (#1)</w:t>
       </w:r>
       <w:r>
         <w:rPr>
@@ -2046,7 +2046,7 @@
         <w:rPr>
           <w:lang w:val="en_US" w:bidi="en_US"/>
         </w:rPr>
-        <w:t>Jesus' role is as a Son in charge of God’s house.</w:t>
+        <w:t>Jesus’ role is as a Son in charge of God’s house.</w:t>
       </w:r>
       <w:r>
         <w:rPr>
@@ -2138,7 +2138,7 @@
         <w:rPr>
           <w:lang w:val="en_US" w:bidi="en_US"/>
         </w:rPr>
-        <w:t>Hebrews 3:7–8</w:t>
+        <w:t>Hebrews 3:7–8 (#1)</w:t>
       </w:r>
       <w:r>
         <w:rPr>
@@ -2201,7 +2201,7 @@
         <w:rPr>
           <w:lang w:val="en_US" w:bidi="en_US"/>
         </w:rPr>
-        <w:t>Hebrews 3:10–11</w:t>
+        <w:t>Hebrews 3:10–11 (#1)</w:t>
       </w:r>
       <w:r>
         <w:rPr>
@@ -2264,7 +2264,7 @@
         <w:rPr>
           <w:lang w:val="en_US" w:bidi="en_US"/>
         </w:rPr>
-        <w:t>Hebrews 3:12</w:t>
+        <w:t>Hebrews 3:12 (#1)</w:t>
       </w:r>
       <w:r>
         <w:rPr>
@@ -2327,7 +2327,7 @@
         <w:rPr>
           <w:lang w:val="en_US" w:bidi="en_US"/>
         </w:rPr>
-        <w:t>Hebrews 3:13</w:t>
+        <w:t>Hebrews 3:13 (#1)</w:t>
       </w:r>
       <w:r>
         <w:rPr>
@@ -2390,7 +2390,7 @@
         <w:rPr>
           <w:lang w:val="en_US" w:bidi="en_US"/>
         </w:rPr>
-        <w:t>Hebrews 3:14</w:t>
+        <w:t>Hebrews 3:14 (#1)</w:t>
       </w:r>
       <w:r>
         <w:rPr>
@@ -2453,7 +2453,70 @@
         <w:rPr>
           <w:lang w:val="en_US" w:bidi="en_US"/>
         </w:rPr>
-        <w:t>Hebrews 3:17</w:t>
+        <w:t>Hebrews 3:17 (#2)</w:t>
+      </w:r>
+      <w:r>
+        <w:rPr>
+          <w:lang w:val="en_US" w:bidi="en_US"/>
+        </w:rPr>
+      </w:r>
+    </w:p>
+    <w:p>
+      <w:pPr/>
+      <w:r>
+        <w:rPr>
+          <w:lang w:val="en_US" w:bidi="en_US"/>
+        </w:rPr>
+      </w:r>
+      <w:r>
+        <w:rPr>
+          <w:b/>
+          <w:lang w:val="en_US" w:bidi="en_US"/>
+        </w:rPr>
+        <w:t>What happened to those with whom God was angry?</w:t>
+      </w:r>
+    </w:p>
+    <w:p>
+      <w:pPr/>
+      <w:r>
+        <w:rPr>
+          <w:lang w:val="en_US" w:bidi="en_US"/>
+        </w:rPr>
+      </w:r>
+      <w:r>
+        <w:rPr>
+          <w:lang w:val="en_US" w:bidi="en_US"/>
+        </w:rPr>
+        <w:t>Their dead bodies lay in the wilderness.</w:t>
+      </w:r>
+      <w:r>
+        <w:rPr>
+          <w:lang w:val="en_US" w:bidi="en_US"/>
+        </w:rPr>
+      </w:r>
+      <w:r>
+        <w:rPr>
+          <w:lang w:val="en_US" w:bidi="en_US"/>
+        </w:rPr>
+      </w:r>
+    </w:p>
+    <w:p>
+      <w:pPr/>
+      <w:r>
+        <w:rPr>
+          <w:lang w:val="en_US" w:bidi="en_US"/>
+        </w:rPr>
+      </w:r>
+    </w:p>
+    <w:p>
+      <w:pPr>
+        <w:pStyle w:val="Heading2"/>
+      </w:pPr>
+      <w:r>
+        <w:rPr>
+          <w:lang w:val="en_US" w:bidi="en_US"/>
+        </w:rPr>
+        <w:t>Hebrews 3:17 (#1)</w:t>
       </w:r>
       <w:r>
         <w:rPr>
@@ -2516,70 +2579,7 @@
         <w:rPr>
           <w:lang w:val="en_US" w:bidi="en_US"/>
         </w:rPr>
-        <w:t>Hebrews 3:17 (#2)</w:t>
-      </w:r>
-      <w:r>
-        <w:rPr>
-          <w:lang w:val="en_US" w:bidi="en_US"/>
-        </w:rPr>
-      </w:r>
-    </w:p>
-    <w:p>
-      <w:pPr/>
-      <w:r>
-        <w:rPr>
-          <w:lang w:val="en_US" w:bidi="en_US"/>
-        </w:rPr>
-      </w:r>
-      <w:r>
-        <w:rPr>
-          <w:b/>
-          <w:lang w:val="en_US" w:bidi="en_US"/>
-        </w:rPr>
-        <w:t>What happened to those with whom God was angry?</w:t>
-      </w:r>
-    </w:p>
-    <w:p>
-      <w:pPr/>
-      <w:r>
-        <w:rPr>
-          <w:lang w:val="en_US" w:bidi="en_US"/>
-        </w:rPr>
-      </w:r>
-      <w:r>
-        <w:rPr>
-          <w:lang w:val="en_US" w:bidi="en_US"/>
-        </w:rPr>
-        <w:t>Their dead bodies lay in the wilderness.</w:t>
-      </w:r>
-      <w:r>
-        <w:rPr>
-          <w:lang w:val="en_US" w:bidi="en_US"/>
-        </w:rPr>
-      </w:r>
-      <w:r>
-        <w:rPr>
-          <w:lang w:val="en_US" w:bidi="en_US"/>
-        </w:rPr>
-      </w:r>
-    </w:p>
-    <w:p>
-      <w:pPr/>
-      <w:r>
-        <w:rPr>
-          <w:lang w:val="en_US" w:bidi="en_US"/>
-        </w:rPr>
-      </w:r>
-    </w:p>
-    <w:p>
-      <w:pPr>
-        <w:pStyle w:val="Heading2"/>
-      </w:pPr>
-      <w:r>
-        <w:rPr>
-          <w:lang w:val="en_US" w:bidi="en_US"/>
-        </w:rPr>
-        <w:t>Hebrews 3:19</w:t>
+        <w:t>Hebrews 3:19 (#1)</w:t>
       </w:r>
       <w:r>
         <w:rPr>
@@ -2642,7 +2642,7 @@
         <w:rPr>
           <w:lang w:val="en_US" w:bidi="en_US"/>
         </w:rPr>
-        <w:t>Hebrews 4:2</w:t>
+        <w:t>Hebrews 4:2 (#1)</w:t>
       </w:r>
       <w:r>
         <w:rPr>
@@ -2768,7 +2768,7 @@
         <w:rPr>
           <w:lang w:val="en_US" w:bidi="en_US"/>
         </w:rPr>
-        <w:t>Hebrews 4:3</w:t>
+        <w:t>Hebrews 4:3 (#1)</w:t>
       </w:r>
       <w:r>
         <w:rPr>
@@ -2831,7 +2831,7 @@
         <w:rPr>
           <w:lang w:val="en_US" w:bidi="en_US"/>
         </w:rPr>
-        <w:t>Hebrews 4:3–4</w:t>
+        <w:t>Hebrews 4:3–4 (#1)</w:t>
       </w:r>
       <w:r>
         <w:rPr>
@@ -2894,7 +2894,7 @@
         <w:rPr>
           <w:lang w:val="en_US" w:bidi="en_US"/>
         </w:rPr>
-        <w:t>Hebrews 4:5–6</w:t>
+        <w:t>Hebrews 4:5–6 (#1)</w:t>
       </w:r>
       <w:r>
         <w:rPr>
@@ -2957,7 +2957,70 @@
         <w:rPr>
           <w:lang w:val="en_US" w:bidi="en_US"/>
         </w:rPr>
-        <w:t>Hebrews 4:7</w:t>
+        <w:t>Hebrews 4:7 (#2)</w:t>
+      </w:r>
+      <w:r>
+        <w:rPr>
+          <w:lang w:val="en_US" w:bidi="en_US"/>
+        </w:rPr>
+      </w:r>
+    </w:p>
+    <w:p>
+      <w:pPr/>
+      <w:r>
+        <w:rPr>
+          <w:lang w:val="en_US" w:bidi="en_US"/>
+        </w:rPr>
+      </w:r>
+      <w:r>
+        <w:rPr>
+          <w:b/>
+          <w:lang w:val="en_US" w:bidi="en_US"/>
+        </w:rPr>
+        <w:t>What must a person do in order to enter God’s rest?</w:t>
+      </w:r>
+    </w:p>
+    <w:p>
+      <w:pPr/>
+      <w:r>
+        <w:rPr>
+          <w:lang w:val="en_US" w:bidi="en_US"/>
+        </w:rPr>
+      </w:r>
+      <w:r>
+        <w:rPr>
+          <w:lang w:val="en_US" w:bidi="en_US"/>
+        </w:rPr>
+        <w:t>A person must listen to God’s voice and not harden his heart.</w:t>
+      </w:r>
+      <w:r>
+        <w:rPr>
+          <w:lang w:val="en_US" w:bidi="en_US"/>
+        </w:rPr>
+      </w:r>
+      <w:r>
+        <w:rPr>
+          <w:lang w:val="en_US" w:bidi="en_US"/>
+        </w:rPr>
+      </w:r>
+    </w:p>
+    <w:p>
+      <w:pPr/>
+      <w:r>
+        <w:rPr>
+          <w:lang w:val="en_US" w:bidi="en_US"/>
+        </w:rPr>
+      </w:r>
+    </w:p>
+    <w:p>
+      <w:pPr>
+        <w:pStyle w:val="Heading2"/>
+      </w:pPr>
+      <w:r>
+        <w:rPr>
+          <w:lang w:val="en_US" w:bidi="en_US"/>
+        </w:rPr>
+        <w:t>Hebrews 4:7 (#1)</w:t>
       </w:r>
       <w:r>
         <w:rPr>
@@ -3020,70 +3083,7 @@
         <w:rPr>
           <w:lang w:val="en_US" w:bidi="en_US"/>
         </w:rPr>
-        <w:t>Hebrews 4:7 (#2)</w:t>
-      </w:r>
-      <w:r>
-        <w:rPr>
-          <w:lang w:val="en_US" w:bidi="en_US"/>
-        </w:rPr>
-      </w:r>
-    </w:p>
-    <w:p>
-      <w:pPr/>
-      <w:r>
-        <w:rPr>
-          <w:lang w:val="en_US" w:bidi="en_US"/>
-        </w:rPr>
-      </w:r>
-      <w:r>
-        <w:rPr>
-          <w:b/>
-          <w:lang w:val="en_US" w:bidi="en_US"/>
-        </w:rPr>
-        <w:t>What must a person do in order to enter God’s rest?</w:t>
-      </w:r>
-    </w:p>
-    <w:p>
-      <w:pPr/>
-      <w:r>
-        <w:rPr>
-          <w:lang w:val="en_US" w:bidi="en_US"/>
-        </w:rPr>
-      </w:r>
-      <w:r>
-        <w:rPr>
-          <w:lang w:val="en_US" w:bidi="en_US"/>
-        </w:rPr>
-        <w:t>A person must listen to God’s voice and not harden his heart.</w:t>
-      </w:r>
-      <w:r>
-        <w:rPr>
-          <w:lang w:val="en_US" w:bidi="en_US"/>
-        </w:rPr>
-      </w:r>
-      <w:r>
-        <w:rPr>
-          <w:lang w:val="en_US" w:bidi="en_US"/>
-        </w:rPr>
-      </w:r>
-    </w:p>
-    <w:p>
-      <w:pPr/>
-      <w:r>
-        <w:rPr>
-          <w:lang w:val="en_US" w:bidi="en_US"/>
-        </w:rPr>
-      </w:r>
-    </w:p>
-    <w:p>
-      <w:pPr>
-        <w:pStyle w:val="Heading2"/>
-      </w:pPr>
-      <w:r>
-        <w:rPr>
-          <w:lang w:val="en_US" w:bidi="en_US"/>
-        </w:rPr>
-        <w:t>Hebrews 4:9</w:t>
+        <w:t>Hebrews 4:9 (#1)</w:t>
       </w:r>
       <w:r>
         <w:rPr>
@@ -3146,7 +3146,7 @@
         <w:rPr>
           <w:lang w:val="en_US" w:bidi="en_US"/>
         </w:rPr>
-        <w:t>Hebrews 4:10</w:t>
+        <w:t>Hebrews 4:10 (#1)</w:t>
       </w:r>
       <w:r>
         <w:rPr>
@@ -3209,7 +3209,7 @@
         <w:rPr>
           <w:lang w:val="en_US" w:bidi="en_US"/>
         </w:rPr>
-        <w:t>Hebrews 4:11</w:t>
+        <w:t>Hebrews 4:11 (#1)</w:t>
       </w:r>
       <w:r>
         <w:rPr>
@@ -3272,7 +3272,7 @@
         <w:rPr>
           <w:lang w:val="en_US" w:bidi="en_US"/>
         </w:rPr>
-        <w:t>Hebrews 4:12</w:t>
+        <w:t>Hebrews 4:12 (#1)</w:t>
       </w:r>
       <w:r>
         <w:rPr>
@@ -3461,7 +3461,7 @@
         <w:rPr>
           <w:lang w:val="en_US" w:bidi="en_US"/>
         </w:rPr>
-        <w:t>Hebrews 4:13</w:t>
+        <w:t>Hebrews 4:13 (#1)</w:t>
       </w:r>
       <w:r>
         <w:rPr>
@@ -3524,7 +3524,7 @@
         <w:rPr>
           <w:lang w:val="en_US" w:bidi="en_US"/>
         </w:rPr>
-        <w:t>Hebrews 4:14</w:t>
+        <w:t>Hebrews 4:14 (#1)</w:t>
       </w:r>
       <w:r>
         <w:rPr>
@@ -3587,7 +3587,7 @@
         <w:rPr>
           <w:lang w:val="en_US" w:bidi="en_US"/>
         </w:rPr>
-        <w:t>Hebrews 4:15</w:t>
+        <w:t>Hebrews 4:15 (#1)</w:t>
       </w:r>
       <w:r>
         <w:rPr>
@@ -3713,7 +3713,7 @@
         <w:rPr>
           <w:lang w:val="en_US" w:bidi="en_US"/>
         </w:rPr>
-        <w:t>Hebrews 4:16</w:t>
+        <w:t>Hebrews 4:16 (#1)</w:t>
       </w:r>
       <w:r>
         <w:rPr>
@@ -3776,7 +3776,7 @@
         <w:rPr>
           <w:lang w:val="en_US" w:bidi="en_US"/>
         </w:rPr>
-        <w:t>Hebrews 5:1</w:t>
+        <w:t>Hebrews 5:1 (#1)</w:t>
       </w:r>
       <w:r>
         <w:rPr>
@@ -3839,7 +3839,7 @@
         <w:rPr>
           <w:lang w:val="en_US" w:bidi="en_US"/>
         </w:rPr>
-        <w:t>Hebrews 5:3</w:t>
+        <w:t>Hebrews 5:3 (#1)</w:t>
       </w:r>
       <w:r>
         <w:rPr>
@@ -3902,7 +3902,7 @@
         <w:rPr>
           <w:lang w:val="en_US" w:bidi="en_US"/>
         </w:rPr>
-        <w:t>Hebrews 5:4</w:t>
+        <w:t>Hebrews 5:4 (#1)</w:t>
       </w:r>
       <w:r>
         <w:rPr>
@@ -3965,7 +3965,7 @@
         <w:rPr>
           <w:lang w:val="en_US" w:bidi="en_US"/>
         </w:rPr>
-        <w:t>Hebrews 5:5</w:t>
+        <w:t>Hebrews 5:5 (#1)</w:t>
       </w:r>
       <w:r>
         <w:rPr>
@@ -4028,7 +4028,70 @@
         <w:rPr>
           <w:lang w:val="en_US" w:bidi="en_US"/>
         </w:rPr>
-        <w:t>Hebrews 5:6</w:t>
+        <w:t>Hebrews 5:6 (#2)</w:t>
+      </w:r>
+      <w:r>
+        <w:rPr>
+          <w:lang w:val="en_US" w:bidi="en_US"/>
+        </w:rPr>
+      </w:r>
+    </w:p>
+    <w:p>
+      <w:pPr/>
+      <w:r>
+        <w:rPr>
+          <w:lang w:val="en_US" w:bidi="en_US"/>
+        </w:rPr>
+      </w:r>
+      <w:r>
+        <w:rPr>
+          <w:b/>
+          <w:lang w:val="en_US" w:bidi="en_US"/>
+        </w:rPr>
+        <w:t>Of what order is Christ as a high priest?</w:t>
+      </w:r>
+    </w:p>
+    <w:p>
+      <w:pPr/>
+      <w:r>
+        <w:rPr>
+          <w:lang w:val="en_US" w:bidi="en_US"/>
+        </w:rPr>
+      </w:r>
+      <w:r>
+        <w:rPr>
+          <w:lang w:val="en_US" w:bidi="en_US"/>
+        </w:rPr>
+        <w:t>Christ is a high priest of the order of Melchizedek.</w:t>
+      </w:r>
+      <w:r>
+        <w:rPr>
+          <w:lang w:val="en_US" w:bidi="en_US"/>
+        </w:rPr>
+      </w:r>
+      <w:r>
+        <w:rPr>
+          <w:lang w:val="en_US" w:bidi="en_US"/>
+        </w:rPr>
+      </w:r>
+    </w:p>
+    <w:p>
+      <w:pPr/>
+      <w:r>
+        <w:rPr>
+          <w:lang w:val="en_US" w:bidi="en_US"/>
+        </w:rPr>
+      </w:r>
+    </w:p>
+    <w:p>
+      <w:pPr>
+        <w:pStyle w:val="Heading2"/>
+      </w:pPr>
+      <w:r>
+        <w:rPr>
+          <w:lang w:val="en_US" w:bidi="en_US"/>
+        </w:rPr>
+        <w:t>Hebrews 5:6 (#1)</w:t>
       </w:r>
       <w:r>
         <w:rPr>
@@ -4091,70 +4154,7 @@
         <w:rPr>
           <w:lang w:val="en_US" w:bidi="en_US"/>
         </w:rPr>
-        <w:t>Hebrews 5:6 (#2)</w:t>
-      </w:r>
-      <w:r>
-        <w:rPr>
-          <w:lang w:val="en_US" w:bidi="en_US"/>
-        </w:rPr>
-      </w:r>
-    </w:p>
-    <w:p>
-      <w:pPr/>
-      <w:r>
-        <w:rPr>
-          <w:lang w:val="en_US" w:bidi="en_US"/>
-        </w:rPr>
-      </w:r>
-      <w:r>
-        <w:rPr>
-          <w:b/>
-          <w:lang w:val="en_US" w:bidi="en_US"/>
-        </w:rPr>
-        <w:t>Of what order is Christ as a high priest?</w:t>
-      </w:r>
-    </w:p>
-    <w:p>
-      <w:pPr/>
-      <w:r>
-        <w:rPr>
-          <w:lang w:val="en_US" w:bidi="en_US"/>
-        </w:rPr>
-      </w:r>
-      <w:r>
-        <w:rPr>
-          <w:lang w:val="en_US" w:bidi="en_US"/>
-        </w:rPr>
-        <w:t>Christ is a high priest of the order of Melchizedek.</w:t>
-      </w:r>
-      <w:r>
-        <w:rPr>
-          <w:lang w:val="en_US" w:bidi="en_US"/>
-        </w:rPr>
-      </w:r>
-      <w:r>
-        <w:rPr>
-          <w:lang w:val="en_US" w:bidi="en_US"/>
-        </w:rPr>
-      </w:r>
-    </w:p>
-    <w:p>
-      <w:pPr/>
-      <w:r>
-        <w:rPr>
-          <w:lang w:val="en_US" w:bidi="en_US"/>
-        </w:rPr>
-      </w:r>
-    </w:p>
-    <w:p>
-      <w:pPr>
-        <w:pStyle w:val="Heading2"/>
-      </w:pPr>
-      <w:r>
-        <w:rPr>
-          <w:lang w:val="en_US" w:bidi="en_US"/>
-        </w:rPr>
-        <w:t>Hebrews 5:7</w:t>
+        <w:t>Hebrews 5:7 (#1)</w:t>
       </w:r>
       <w:r>
         <w:rPr>
@@ -4217,7 +4217,7 @@
         <w:rPr>
           <w:lang w:val="en_US" w:bidi="en_US"/>
         </w:rPr>
-        <w:t>Hebrews 5:8</w:t>
+        <w:t>Hebrews 5:8 (#1)</w:t>
       </w:r>
       <w:r>
         <w:rPr>
@@ -4280,7 +4280,7 @@
         <w:rPr>
           <w:lang w:val="en_US" w:bidi="en_US"/>
         </w:rPr>
-        <w:t>Hebrews 5:9</w:t>
+        <w:t>Hebrews 5:9 (#1)</w:t>
       </w:r>
       <w:r>
         <w:rPr>
@@ -4343,7 +4343,7 @@
         <w:rPr>
           <w:lang w:val="en_US" w:bidi="en_US"/>
         </w:rPr>
-        <w:t>Hebrews 5:11</w:t>
+        <w:t>Hebrews 5:11 (#1)</w:t>
       </w:r>
       <w:r>
         <w:rPr>
@@ -4406,7 +4406,7 @@
         <w:rPr>
           <w:lang w:val="en_US" w:bidi="en_US"/>
         </w:rPr>
-        <w:t>Hebrews 5:14</w:t>
+        <w:t>Hebrews 5:14 (#1)</w:t>
       </w:r>
       <w:r>
         <w:rPr>
@@ -4469,7 +4469,7 @@
         <w:rPr>
           <w:lang w:val="en_US" w:bidi="en_US"/>
         </w:rPr>
-        <w:t>Hebrews 6:1</w:t>
+        <w:t>Hebrews 6:1 (#1)</w:t>
       </w:r>
       <w:r>
         <w:rPr>
@@ -4532,7 +4532,7 @@
         <w:rPr>
           <w:lang w:val="en_US" w:bidi="en_US"/>
         </w:rPr>
-        <w:t>Hebrews 6:1–2</w:t>
+        <w:t>Hebrews 6:1–2 (#1)</w:t>
       </w:r>
       <w:r>
         <w:rPr>
@@ -4595,7 +4595,7 @@
         <w:rPr>
           <w:lang w:val="en_US" w:bidi="en_US"/>
         </w:rPr>
-        <w:t>Hebrews 6:4–5</w:t>
+        <w:t>Hebrews 6:4–5 (#1)</w:t>
       </w:r>
       <w:r>
         <w:rPr>
@@ -4658,7 +4658,7 @@
         <w:rPr>
           <w:lang w:val="en_US" w:bidi="en_US"/>
         </w:rPr>
-        <w:t>Hebrews 6:4–6</w:t>
+        <w:t>Hebrews 6:4–6 (#1)</w:t>
       </w:r>
       <w:r>
         <w:rPr>
@@ -4721,7 +4721,7 @@
         <w:rPr>
           <w:lang w:val="en_US" w:bidi="en_US"/>
         </w:rPr>
-        <w:t>Hebrews 6:6</w:t>
+        <w:t>Hebrews 6:6 (#1)</w:t>
       </w:r>
       <w:r>
         <w:rPr>
@@ -4784,7 +4784,7 @@
         <w:rPr>
           <w:lang w:val="en_US" w:bidi="en_US"/>
         </w:rPr>
-        <w:t>Hebrews 6:7–8</w:t>
+        <w:t>Hebrews 6:7–8 (#1)</w:t>
       </w:r>
       <w:r>
         <w:rPr>
@@ -4847,7 +4847,7 @@
         <w:rPr>
           <w:lang w:val="en_US" w:bidi="en_US"/>
         </w:rPr>
-        <w:t>Hebrews 6:9</w:t>
+        <w:t>Hebrews 6:9 (#1)</w:t>
       </w:r>
       <w:r>
         <w:rPr>
@@ -4910,7 +4910,7 @@
         <w:rPr>
           <w:lang w:val="en_US" w:bidi="en_US"/>
         </w:rPr>
-        <w:t>Hebrews 6:10</w:t>
+        <w:t>Hebrews 6:10 (#1)</w:t>
       </w:r>
       <w:r>
         <w:rPr>
@@ -4973,7 +4973,7 @@
         <w:rPr>
           <w:lang w:val="en_US" w:bidi="en_US"/>
         </w:rPr>
-        <w:t>Hebrews 6:12</w:t>
+        <w:t>Hebrews 6:12 (#1)</w:t>
       </w:r>
       <w:r>
         <w:rPr>
@@ -5036,7 +5036,7 @@
         <w:rPr>
           <w:lang w:val="en_US" w:bidi="en_US"/>
         </w:rPr>
-        <w:t>Hebrews 6:13–15</w:t>
+        <w:t>Hebrews 6:13–15 (#1)</w:t>
       </w:r>
       <w:r>
         <w:rPr>
@@ -5099,7 +5099,7 @@
         <w:rPr>
           <w:lang w:val="en_US" w:bidi="en_US"/>
         </w:rPr>
-        <w:t>Hebrews 6:17</w:t>
+        <w:t>Hebrews 6:17 (#1)</w:t>
       </w:r>
       <w:r>
         <w:rPr>
@@ -5162,7 +5162,7 @@
         <w:rPr>
           <w:lang w:val="en_US" w:bidi="en_US"/>
         </w:rPr>
-        <w:t>Hebrews 6:18</w:t>
+        <w:t>Hebrews 6:18 (#1)</w:t>
       </w:r>
       <w:r>
         <w:rPr>
@@ -5225,7 +5225,7 @@
         <w:rPr>
           <w:lang w:val="en_US" w:bidi="en_US"/>
         </w:rPr>
-        <w:t>Hebrews 6:19</w:t>
+        <w:t>Hebrews 6:19 (#1)</w:t>
       </w:r>
       <w:r>
         <w:rPr>
@@ -5288,7 +5288,7 @@
         <w:rPr>
           <w:lang w:val="en_US" w:bidi="en_US"/>
         </w:rPr>
-        <w:t>Hebrews 6:19–20</w:t>
+        <w:t>Hebrews 6:19–20 (#1)</w:t>
       </w:r>
       <w:r>
         <w:rPr>
@@ -5351,7 +5351,7 @@
         <w:rPr>
           <w:lang w:val="en_US" w:bidi="en_US"/>
         </w:rPr>
-        <w:t>Hebrews 7:1</w:t>
+        <w:t>Hebrews 7:1 (#1)</w:t>
       </w:r>
       <w:r>
         <w:rPr>
@@ -5414,7 +5414,7 @@
         <w:rPr>
           <w:lang w:val="en_US" w:bidi="en_US"/>
         </w:rPr>
-        <w:t>Hebrews 7:2</w:t>
+        <w:t>Hebrews 7:2 (#1)</w:t>
       </w:r>
       <w:r>
         <w:rPr>
@@ -5511,36 +5511,36 @@
         <w:rPr>
           <w:lang w:val="en_US" w:bidi="en_US"/>
         </w:rPr>
-        <w:t>The name Melchizedek means “king of righteousness” and “king of peace”.</w:t>
-      </w:r>
-      <w:r>
-        <w:rPr>
-          <w:lang w:val="en_US" w:bidi="en_US"/>
-        </w:rPr>
-      </w:r>
-      <w:r>
-        <w:rPr>
-          <w:lang w:val="en_US" w:bidi="en_US"/>
-        </w:rPr>
-      </w:r>
-    </w:p>
-    <w:p>
-      <w:pPr/>
-      <w:r>
-        <w:rPr>
-          <w:lang w:val="en_US" w:bidi="en_US"/>
-        </w:rPr>
-      </w:r>
-    </w:p>
-    <w:p>
-      <w:pPr>
-        <w:pStyle w:val="Heading2"/>
-      </w:pPr>
-      <w:r>
-        <w:rPr>
-          <w:lang w:val="en_US" w:bidi="en_US"/>
-        </w:rPr>
-        <w:t>Hebrews 7:3</w:t>
+        <w:t>The name Melchizedek means “king of righteousness” and “king of peace.”</w:t>
+      </w:r>
+      <w:r>
+        <w:rPr>
+          <w:lang w:val="en_US" w:bidi="en_US"/>
+        </w:rPr>
+      </w:r>
+      <w:r>
+        <w:rPr>
+          <w:lang w:val="en_US" w:bidi="en_US"/>
+        </w:rPr>
+      </w:r>
+    </w:p>
+    <w:p>
+      <w:pPr/>
+      <w:r>
+        <w:rPr>
+          <w:lang w:val="en_US" w:bidi="en_US"/>
+        </w:rPr>
+      </w:r>
+    </w:p>
+    <w:p>
+      <w:pPr>
+        <w:pStyle w:val="Heading2"/>
+      </w:pPr>
+      <w:r>
+        <w:rPr>
+          <w:lang w:val="en_US" w:bidi="en_US"/>
+        </w:rPr>
+        <w:t>Hebrews 7:3 (#1)</w:t>
       </w:r>
       <w:r>
         <w:rPr>
@@ -5603,7 +5603,7 @@
         <w:rPr>
           <w:lang w:val="en_US" w:bidi="en_US"/>
         </w:rPr>
-        <w:t>Hebrews 7:5</w:t>
+        <w:t>Hebrews 7:5 (#1)</w:t>
       </w:r>
       <w:r>
         <w:rPr>
@@ -5666,7 +5666,7 @@
         <w:rPr>
           <w:lang w:val="en_US" w:bidi="en_US"/>
         </w:rPr>
-        <w:t>Hebrews 7:7</w:t>
+        <w:t>Hebrews 7:7 (#1)</w:t>
       </w:r>
       <w:r>
         <w:rPr>
@@ -5700,36 +5700,36 @@
         <w:rPr>
           <w:lang w:val="en_US" w:bidi="en_US"/>
         </w:rPr>
-        <w:t>Melchizedek was the greater person because he blessed Abraham</w:t>
-      </w:r>
-      <w:r>
-        <w:rPr>
-          <w:lang w:val="en_US" w:bidi="en_US"/>
-        </w:rPr>
-      </w:r>
-      <w:r>
-        <w:rPr>
-          <w:lang w:val="en_US" w:bidi="en_US"/>
-        </w:rPr>
-      </w:r>
-    </w:p>
-    <w:p>
-      <w:pPr/>
-      <w:r>
-        <w:rPr>
-          <w:lang w:val="en_US" w:bidi="en_US"/>
-        </w:rPr>
-      </w:r>
-    </w:p>
-    <w:p>
-      <w:pPr>
-        <w:pStyle w:val="Heading2"/>
-      </w:pPr>
-      <w:r>
-        <w:rPr>
-          <w:lang w:val="en_US" w:bidi="en_US"/>
-        </w:rPr>
-        <w:t>Hebrews 7:9–10</w:t>
+        <w:t>Melchizedek was the greater person because he blessed Abraham.</w:t>
+      </w:r>
+      <w:r>
+        <w:rPr>
+          <w:lang w:val="en_US" w:bidi="en_US"/>
+        </w:rPr>
+      </w:r>
+      <w:r>
+        <w:rPr>
+          <w:lang w:val="en_US" w:bidi="en_US"/>
+        </w:rPr>
+      </w:r>
+    </w:p>
+    <w:p>
+      <w:pPr/>
+      <w:r>
+        <w:rPr>
+          <w:lang w:val="en_US" w:bidi="en_US"/>
+        </w:rPr>
+      </w:r>
+    </w:p>
+    <w:p>
+      <w:pPr>
+        <w:pStyle w:val="Heading2"/>
+      </w:pPr>
+      <w:r>
+        <w:rPr>
+          <w:lang w:val="en_US" w:bidi="en_US"/>
+        </w:rPr>
+        <w:t>Hebrews 7:9–10 (#1)</w:t>
       </w:r>
       <w:r>
         <w:rPr>
@@ -5792,7 +5792,7 @@
         <w:rPr>
           <w:lang w:val="en_US" w:bidi="en_US"/>
         </w:rPr>
-        <w:t>Hebrews 7:12</w:t>
+        <w:t>Hebrews 7:12 (#1)</w:t>
       </w:r>
       <w:r>
         <w:rPr>
@@ -5855,7 +5855,7 @@
         <w:rPr>
           <w:lang w:val="en_US" w:bidi="en_US"/>
         </w:rPr>
-        <w:t>Hebrews 7:14</w:t>
+        <w:t>Hebrews 7:14 (#1)</w:t>
       </w:r>
       <w:r>
         <w:rPr>
@@ -5918,7 +5918,7 @@
         <w:rPr>
           <w:lang w:val="en_US" w:bidi="en_US"/>
         </w:rPr>
-        <w:t>Hebrews 7:16</w:t>
+        <w:t>Hebrews 7:16 (#1)</w:t>
       </w:r>
       <w:r>
         <w:rPr>
@@ -5981,7 +5981,7 @@
         <w:rPr>
           <w:lang w:val="en_US" w:bidi="en_US"/>
         </w:rPr>
-        <w:t>Hebrews 7:18–19</w:t>
+        <w:t>Hebrews 7:18–19 (#1)</w:t>
       </w:r>
       <w:r>
         <w:rPr>
@@ -6044,7 +6044,7 @@
         <w:rPr>
           <w:lang w:val="en_US" w:bidi="en_US"/>
         </w:rPr>
-        <w:t>Hebrews 7:21</w:t>
+        <w:t>Hebrews 7:21 (#1)</w:t>
       </w:r>
       <w:r>
         <w:rPr>
@@ -6107,7 +6107,7 @@
         <w:rPr>
           <w:lang w:val="en_US" w:bidi="en_US"/>
         </w:rPr>
-        <w:t>Hebrews 7:22</w:t>
+        <w:t>Hebrews 7:22 (#1)</w:t>
       </w:r>
       <w:r>
         <w:rPr>
@@ -6170,7 +6170,7 @@
         <w:rPr>
           <w:lang w:val="en_US" w:bidi="en_US"/>
         </w:rPr>
-        <w:t>Hebrews 7:25</w:t>
+        <w:t>Hebrews 7:25 (#1)</w:t>
       </w:r>
       <w:r>
         <w:rPr>
@@ -6233,7 +6233,70 @@
         <w:rPr>
           <w:lang w:val="en_US" w:bidi="en_US"/>
         </w:rPr>
-        <w:t>Hebrews 7:26</w:t>
+        <w:t>Hebrews 7:26 (#2)</w:t>
+      </w:r>
+      <w:r>
+        <w:rPr>
+          <w:lang w:val="en_US" w:bidi="en_US"/>
+        </w:rPr>
+      </w:r>
+    </w:p>
+    <w:p>
+      <w:pPr/>
+      <w:r>
+        <w:rPr>
+          <w:lang w:val="en_US" w:bidi="en_US"/>
+        </w:rPr>
+      </w:r>
+      <w:r>
+        <w:rPr>
+          <w:b/>
+          <w:lang w:val="en_US" w:bidi="en_US"/>
+        </w:rPr>
+        <w:t>What offering did Jesus need to make for his own sins?</w:t>
+      </w:r>
+    </w:p>
+    <w:p>
+      <w:pPr/>
+      <w:r>
+        <w:rPr>
+          <w:lang w:val="en_US" w:bidi="en_US"/>
+        </w:rPr>
+      </w:r>
+      <w:r>
+        <w:rPr>
+          <w:lang w:val="en_US" w:bidi="en_US"/>
+        </w:rPr>
+        <w:t>Jesus did not need to make any offering for his own sins, because he is sinless.</w:t>
+      </w:r>
+      <w:r>
+        <w:rPr>
+          <w:lang w:val="en_US" w:bidi="en_US"/>
+        </w:rPr>
+      </w:r>
+      <w:r>
+        <w:rPr>
+          <w:lang w:val="en_US" w:bidi="en_US"/>
+        </w:rPr>
+      </w:r>
+    </w:p>
+    <w:p>
+      <w:pPr/>
+      <w:r>
+        <w:rPr>
+          <w:lang w:val="en_US" w:bidi="en_US"/>
+        </w:rPr>
+      </w:r>
+    </w:p>
+    <w:p>
+      <w:pPr>
+        <w:pStyle w:val="Heading2"/>
+      </w:pPr>
+      <w:r>
+        <w:rPr>
+          <w:lang w:val="en_US" w:bidi="en_US"/>
+        </w:rPr>
+        <w:t>Hebrews 7:26 (#1)</w:t>
       </w:r>
       <w:r>
         <w:rPr>
@@ -6296,70 +6359,7 @@
         <w:rPr>
           <w:lang w:val="en_US" w:bidi="en_US"/>
         </w:rPr>
-        <w:t>Hebrews 7:26 (#2)</w:t>
-      </w:r>
-      <w:r>
-        <w:rPr>
-          <w:lang w:val="en_US" w:bidi="en_US"/>
-        </w:rPr>
-      </w:r>
-    </w:p>
-    <w:p>
-      <w:pPr/>
-      <w:r>
-        <w:rPr>
-          <w:lang w:val="en_US" w:bidi="en_US"/>
-        </w:rPr>
-      </w:r>
-      <w:r>
-        <w:rPr>
-          <w:b/>
-          <w:lang w:val="en_US" w:bidi="en_US"/>
-        </w:rPr>
-        <w:t>What offering did Jesus need to make for his own sins?</w:t>
-      </w:r>
-    </w:p>
-    <w:p>
-      <w:pPr/>
-      <w:r>
-        <w:rPr>
-          <w:lang w:val="en_US" w:bidi="en_US"/>
-        </w:rPr>
-      </w:r>
-      <w:r>
-        <w:rPr>
-          <w:lang w:val="en_US" w:bidi="en_US"/>
-        </w:rPr>
-        <w:t>Jesus did not need to make any offering for his own sins, because he is sinless.</w:t>
-      </w:r>
-      <w:r>
-        <w:rPr>
-          <w:lang w:val="en_US" w:bidi="en_US"/>
-        </w:rPr>
-      </w:r>
-      <w:r>
-        <w:rPr>
-          <w:lang w:val="en_US" w:bidi="en_US"/>
-        </w:rPr>
-      </w:r>
-    </w:p>
-    <w:p>
-      <w:pPr/>
-      <w:r>
-        <w:rPr>
-          <w:lang w:val="en_US" w:bidi="en_US"/>
-        </w:rPr>
-      </w:r>
-    </w:p>
-    <w:p>
-      <w:pPr>
-        <w:pStyle w:val="Heading2"/>
-      </w:pPr>
-      <w:r>
-        <w:rPr>
-          <w:lang w:val="en_US" w:bidi="en_US"/>
-        </w:rPr>
-        <w:t>Hebrews 7:27</w:t>
+        <w:t>Hebrews 7:27 (#1)</w:t>
       </w:r>
       <w:r>
         <w:rPr>
@@ -6422,7 +6422,7 @@
         <w:rPr>
           <w:lang w:val="en_US" w:bidi="en_US"/>
         </w:rPr>
-        <w:t>Hebrews 7:28</w:t>
+        <w:t>Hebrews 7:28 (#1)</w:t>
       </w:r>
       <w:r>
         <w:rPr>
@@ -6485,7 +6485,7 @@
         <w:rPr>
           <w:lang w:val="en_US" w:bidi="en_US"/>
         </w:rPr>
-        <w:t>Hebrews 8:1</w:t>
+        <w:t>Hebrews 8:1 (#1)</w:t>
       </w:r>
       <w:r>
         <w:rPr>
@@ -6548,7 +6548,7 @@
         <w:rPr>
           <w:lang w:val="en_US" w:bidi="en_US"/>
         </w:rPr>
-        <w:t>Hebrews 8:2</w:t>
+        <w:t>Hebrews 8:2 (#1)</w:t>
       </w:r>
       <w:r>
         <w:rPr>
@@ -6611,7 +6611,7 @@
         <w:rPr>
           <w:lang w:val="en_US" w:bidi="en_US"/>
         </w:rPr>
-        <w:t>Hebrews 8:3</w:t>
+        <w:t>Hebrews 8:3 (#1)</w:t>
       </w:r>
       <w:r>
         <w:rPr>
@@ -6674,7 +6674,7 @@
         <w:rPr>
           <w:lang w:val="en_US" w:bidi="en_US"/>
         </w:rPr>
-        <w:t>Hebrews 8:4</w:t>
+        <w:t>Hebrews 8:4 (#1)</w:t>
       </w:r>
       <w:r>
         <w:rPr>
@@ -6737,7 +6737,70 @@
         <w:rPr>
           <w:lang w:val="en_US" w:bidi="en_US"/>
         </w:rPr>
-        <w:t>Hebrews 8:5</w:t>
+        <w:t>Hebrews 8:5 (#2)</w:t>
+      </w:r>
+      <w:r>
+        <w:rPr>
+          <w:lang w:val="en_US" w:bidi="en_US"/>
+        </w:rPr>
+      </w:r>
+    </w:p>
+    <w:p>
+      <w:pPr/>
+      <w:r>
+        <w:rPr>
+          <w:lang w:val="en_US" w:bidi="en_US"/>
+        </w:rPr>
+      </w:r>
+      <w:r>
+        <w:rPr>
+          <w:b/>
+          <w:lang w:val="en_US" w:bidi="en_US"/>
+        </w:rPr>
+        <w:t>According to what pattern was the earthly tabernacle built?</w:t>
+      </w:r>
+    </w:p>
+    <w:p>
+      <w:pPr/>
+      <w:r>
+        <w:rPr>
+          <w:lang w:val="en_US" w:bidi="en_US"/>
+        </w:rPr>
+      </w:r>
+      <w:r>
+        <w:rPr>
+          <w:lang w:val="en_US" w:bidi="en_US"/>
+        </w:rPr>
+        <w:t>The earthly tabernacle was built according to the pattern God showed Moses on the mountain.</w:t>
+      </w:r>
+      <w:r>
+        <w:rPr>
+          <w:lang w:val="en_US" w:bidi="en_US"/>
+        </w:rPr>
+      </w:r>
+      <w:r>
+        <w:rPr>
+          <w:lang w:val="en_US" w:bidi="en_US"/>
+        </w:rPr>
+      </w:r>
+    </w:p>
+    <w:p>
+      <w:pPr/>
+      <w:r>
+        <w:rPr>
+          <w:lang w:val="en_US" w:bidi="en_US"/>
+        </w:rPr>
+      </w:r>
+    </w:p>
+    <w:p>
+      <w:pPr>
+        <w:pStyle w:val="Heading2"/>
+      </w:pPr>
+      <w:r>
+        <w:rPr>
+          <w:lang w:val="en_US" w:bidi="en_US"/>
+        </w:rPr>
+        <w:t>Hebrews 8:5 (#1)</w:t>
       </w:r>
       <w:r>
         <w:rPr>
@@ -6800,70 +6863,7 @@
         <w:rPr>
           <w:lang w:val="en_US" w:bidi="en_US"/>
         </w:rPr>
-        <w:t>Hebrews 8:5 (#2)</w:t>
-      </w:r>
-      <w:r>
-        <w:rPr>
-          <w:lang w:val="en_US" w:bidi="en_US"/>
-        </w:rPr>
-      </w:r>
-    </w:p>
-    <w:p>
-      <w:pPr/>
-      <w:r>
-        <w:rPr>
-          <w:lang w:val="en_US" w:bidi="en_US"/>
-        </w:rPr>
-      </w:r>
-      <w:r>
-        <w:rPr>
-          <w:b/>
-          <w:lang w:val="en_US" w:bidi="en_US"/>
-        </w:rPr>
-        <w:t>According to what pattern was the earthly tabernacle built?</w:t>
-      </w:r>
-    </w:p>
-    <w:p>
-      <w:pPr/>
-      <w:r>
-        <w:rPr>
-          <w:lang w:val="en_US" w:bidi="en_US"/>
-        </w:rPr>
-      </w:r>
-      <w:r>
-        <w:rPr>
-          <w:lang w:val="en_US" w:bidi="en_US"/>
-        </w:rPr>
-        <w:t>The earthly tabernacle was built according to the pattern God showed Moses on the mountain.</w:t>
-      </w:r>
-      <w:r>
-        <w:rPr>
-          <w:lang w:val="en_US" w:bidi="en_US"/>
-        </w:rPr>
-      </w:r>
-      <w:r>
-        <w:rPr>
-          <w:lang w:val="en_US" w:bidi="en_US"/>
-        </w:rPr>
-      </w:r>
-    </w:p>
-    <w:p>
-      <w:pPr/>
-      <w:r>
-        <w:rPr>
-          <w:lang w:val="en_US" w:bidi="en_US"/>
-        </w:rPr>
-      </w:r>
-    </w:p>
-    <w:p>
-      <w:pPr>
-        <w:pStyle w:val="Heading2"/>
-      </w:pPr>
-      <w:r>
-        <w:rPr>
-          <w:lang w:val="en_US" w:bidi="en_US"/>
-        </w:rPr>
-        <w:t>Hebrews 8:6</w:t>
+        <w:t>Hebrews 8:6 (#1)</w:t>
       </w:r>
       <w:r>
         <w:rPr>
@@ -6926,7 +6926,7 @@
         <w:rPr>
           <w:lang w:val="en_US" w:bidi="en_US"/>
         </w:rPr>
-        <w:t>Hebrews 8:8</w:t>
+        <w:t>Hebrews 8:8 (#1)</w:t>
       </w:r>
       <w:r>
         <w:rPr>
@@ -6989,7 +6989,7 @@
         <w:rPr>
           <w:lang w:val="en_US" w:bidi="en_US"/>
         </w:rPr>
-        <w:t>Hebrews 8:10</w:t>
+        <w:t>Hebrews 8:10 (#1)</w:t>
       </w:r>
       <w:r>
         <w:rPr>
@@ -7052,7 +7052,7 @@
         <w:rPr>
           <w:lang w:val="en_US" w:bidi="en_US"/>
         </w:rPr>
-        <w:t>Hebrews 8:11</w:t>
+        <w:t>Hebrews 8:11 (#1)</w:t>
       </w:r>
       <w:r>
         <w:rPr>
@@ -7115,7 +7115,7 @@
         <w:rPr>
           <w:lang w:val="en_US" w:bidi="en_US"/>
         </w:rPr>
-        <w:t>Hebrews 8:12</w:t>
+        <w:t>Hebrews 8:12 (#1)</w:t>
       </w:r>
       <w:r>
         <w:rPr>
@@ -7178,7 +7178,7 @@
         <w:rPr>
           <w:lang w:val="en_US" w:bidi="en_US"/>
         </w:rPr>
-        <w:t>Hebrews 8:13</w:t>
+        <w:t>Hebrews 8:13 (#1)</w:t>
       </w:r>
       <w:r>
         <w:rPr>
@@ -7241,7 +7241,7 @@
         <w:rPr>
           <w:lang w:val="en_US" w:bidi="en_US"/>
         </w:rPr>
-        <w:t>Hebrews 9:1–2</w:t>
+        <w:t>Hebrews 9:1–2 (#1)</w:t>
       </w:r>
       <w:r>
         <w:rPr>
@@ -7304,7 +7304,7 @@
         <w:rPr>
           <w:lang w:val="en_US" w:bidi="en_US"/>
         </w:rPr>
-        <w:t>Hebrews 9:2</w:t>
+        <w:t>Hebrews 9:2 (#1)</w:t>
       </w:r>
       <w:r>
         <w:rPr>
@@ -7367,7 +7367,7 @@
         <w:rPr>
           <w:lang w:val="en_US" w:bidi="en_US"/>
         </w:rPr>
-        <w:t>Hebrews 9:3–4</w:t>
+        <w:t>Hebrews 9:3–4 (#1)</w:t>
       </w:r>
       <w:r>
         <w:rPr>
@@ -7430,7 +7430,7 @@
         <w:rPr>
           <w:lang w:val="en_US" w:bidi="en_US"/>
         </w:rPr>
-        <w:t>Hebrews 9:7</w:t>
+        <w:t>Hebrews 9:7 (#1)</w:t>
       </w:r>
       <w:r>
         <w:rPr>
@@ -7493,7 +7493,7 @@
         <w:rPr>
           <w:lang w:val="en_US" w:bidi="en_US"/>
         </w:rPr>
-        <w:t>Hebrews 9:9</w:t>
+        <w:t>Hebrews 9:9 (#1)</w:t>
       </w:r>
       <w:r>
         <w:rPr>
@@ -7619,7 +7619,7 @@
         <w:rPr>
           <w:lang w:val="en_US" w:bidi="en_US"/>
         </w:rPr>
-        <w:t>Hebrews 9:10</w:t>
+        <w:t>Hebrews 9:10 (#1)</w:t>
       </w:r>
       <w:r>
         <w:rPr>
@@ -7682,7 +7682,7 @@
         <w:rPr>
           <w:lang w:val="en_US" w:bidi="en_US"/>
         </w:rPr>
-        <w:t>Hebrews 9:11</w:t>
+        <w:t>Hebrews 9:11 (#1)</w:t>
       </w:r>
       <w:r>
         <w:rPr>
@@ -7745,7 +7745,70 @@
         <w:rPr>
           <w:lang w:val="en_US" w:bidi="en_US"/>
         </w:rPr>
-        <w:t>Hebrews 9:12</w:t>
+        <w:t>Hebrews 9:12 (#2)</w:t>
+      </w:r>
+      <w:r>
+        <w:rPr>
+          <w:lang w:val="en_US" w:bidi="en_US"/>
+        </w:rPr>
+      </w:r>
+    </w:p>
+    <w:p>
+      <w:pPr/>
+      <w:r>
+        <w:rPr>
+          <w:lang w:val="en_US" w:bidi="en_US"/>
+        </w:rPr>
+      </w:r>
+      <w:r>
+        <w:rPr>
+          <w:b/>
+          <w:lang w:val="en_US" w:bidi="en_US"/>
+        </w:rPr>
+        <w:t>What did Christ’s offering accomplish?</w:t>
+      </w:r>
+    </w:p>
+    <w:p>
+      <w:pPr/>
+      <w:r>
+        <w:rPr>
+          <w:lang w:val="en_US" w:bidi="en_US"/>
+        </w:rPr>
+      </w:r>
+      <w:r>
+        <w:rPr>
+          <w:lang w:val="en_US" w:bidi="en_US"/>
+        </w:rPr>
+        <w:t>Christ’s offering secured everlasting redemption for everyone.</w:t>
+      </w:r>
+      <w:r>
+        <w:rPr>
+          <w:lang w:val="en_US" w:bidi="en_US"/>
+        </w:rPr>
+      </w:r>
+      <w:r>
+        <w:rPr>
+          <w:lang w:val="en_US" w:bidi="en_US"/>
+        </w:rPr>
+      </w:r>
+    </w:p>
+    <w:p>
+      <w:pPr/>
+      <w:r>
+        <w:rPr>
+          <w:lang w:val="en_US" w:bidi="en_US"/>
+        </w:rPr>
+      </w:r>
+    </w:p>
+    <w:p>
+      <w:pPr>
+        <w:pStyle w:val="Heading2"/>
+      </w:pPr>
+      <w:r>
+        <w:rPr>
+          <w:lang w:val="en_US" w:bidi="en_US"/>
+        </w:rPr>
+        <w:t>Hebrews 9:12 (#1)</w:t>
       </w:r>
       <w:r>
         <w:rPr>
@@ -7808,70 +7871,7 @@
         <w:rPr>
           <w:lang w:val="en_US" w:bidi="en_US"/>
         </w:rPr>
-        <w:t>Hebrews 9:12 (#2)</w:t>
-      </w:r>
-      <w:r>
-        <w:rPr>
-          <w:lang w:val="en_US" w:bidi="en_US"/>
-        </w:rPr>
-      </w:r>
-    </w:p>
-    <w:p>
-      <w:pPr/>
-      <w:r>
-        <w:rPr>
-          <w:lang w:val="en_US" w:bidi="en_US"/>
-        </w:rPr>
-      </w:r>
-      <w:r>
-        <w:rPr>
-          <w:b/>
-          <w:lang w:val="en_US" w:bidi="en_US"/>
-        </w:rPr>
-        <w:t>What did Christ’s offering accomplish?</w:t>
-      </w:r>
-    </w:p>
-    <w:p>
-      <w:pPr/>
-      <w:r>
-        <w:rPr>
-          <w:lang w:val="en_US" w:bidi="en_US"/>
-        </w:rPr>
-      </w:r>
-      <w:r>
-        <w:rPr>
-          <w:lang w:val="en_US" w:bidi="en_US"/>
-        </w:rPr>
-        <w:t>Christ’s offering secured everlasting redemption for everyone.</w:t>
-      </w:r>
-      <w:r>
-        <w:rPr>
-          <w:lang w:val="en_US" w:bidi="en_US"/>
-        </w:rPr>
-      </w:r>
-      <w:r>
-        <w:rPr>
-          <w:lang w:val="en_US" w:bidi="en_US"/>
-        </w:rPr>
-      </w:r>
-    </w:p>
-    <w:p>
-      <w:pPr/>
-      <w:r>
-        <w:rPr>
-          <w:lang w:val="en_US" w:bidi="en_US"/>
-        </w:rPr>
-      </w:r>
-    </w:p>
-    <w:p>
-      <w:pPr>
-        <w:pStyle w:val="Heading2"/>
-      </w:pPr>
-      <w:r>
-        <w:rPr>
-          <w:lang w:val="en_US" w:bidi="en_US"/>
-        </w:rPr>
-        <w:t>Hebrews 9:14</w:t>
+        <w:t>Hebrews 9:14 (#1)</w:t>
       </w:r>
       <w:r>
         <w:rPr>
@@ -7934,7 +7934,7 @@
         <w:rPr>
           <w:lang w:val="en_US" w:bidi="en_US"/>
         </w:rPr>
-        <w:t>Hebrews 9:15</w:t>
+        <w:t>Hebrews 9:15 (#1)</w:t>
       </w:r>
       <w:r>
         <w:rPr>
@@ -7997,7 +7997,7 @@
         <w:rPr>
           <w:lang w:val="en_US" w:bidi="en_US"/>
         </w:rPr>
-        <w:t>Hebrews 9:17</w:t>
+        <w:t>Hebrews 9:17 (#1)</w:t>
       </w:r>
       <w:r>
         <w:rPr>
@@ -8060,7 +8060,7 @@
         <w:rPr>
           <w:lang w:val="en_US" w:bidi="en_US"/>
         </w:rPr>
-        <w:t>Hebrews 9:18–19</w:t>
+        <w:t>Hebrews 9:18–19 (#1)</w:t>
       </w:r>
       <w:r>
         <w:rPr>
@@ -8123,7 +8123,7 @@
         <w:rPr>
           <w:lang w:val="en_US" w:bidi="en_US"/>
         </w:rPr>
-        <w:t>Hebrews 9:22</w:t>
+        <w:t>Hebrews 9:22 (#1)</w:t>
       </w:r>
       <w:r>
         <w:rPr>
@@ -8186,7 +8186,7 @@
         <w:rPr>
           <w:lang w:val="en_US" w:bidi="en_US"/>
         </w:rPr>
-        <w:t>Hebrews 9:24</w:t>
+        <w:t>Hebrews 9:24 (#1)</w:t>
       </w:r>
       <w:r>
         <w:rPr>
@@ -8249,7 +8249,7 @@
         <w:rPr>
           <w:lang w:val="en_US" w:bidi="en_US"/>
         </w:rPr>
-        <w:t>Hebrews 9:26</w:t>
+        <w:t>Hebrews 9:26 (#1)</w:t>
       </w:r>
       <w:r>
         <w:rPr>
@@ -8312,7 +8312,7 @@
         <w:rPr>
           <w:lang w:val="en_US" w:bidi="en_US"/>
         </w:rPr>
-        <w:t>Hebrews 9:27</w:t>
+        <w:t>Hebrews 9:27 (#1)</w:t>
       </w:r>
       <w:r>
         <w:rPr>
@@ -8375,7 +8375,7 @@
         <w:rPr>
           <w:lang w:val="en_US" w:bidi="en_US"/>
         </w:rPr>
-        <w:t>Hebrews 9:28</w:t>
+        <w:t>Hebrews 9:28 (#1)</w:t>
       </w:r>
       <w:r>
         <w:rPr>
@@ -8438,27 +8438,27 @@
         <w:rPr>
           <w:lang w:val="en_US" w:bidi="en_US"/>
         </w:rPr>
-        <w:t>Hebrews 10:1</w:t>
-      </w:r>
-      <w:r>
-        <w:rPr>
-          <w:lang w:val="en_US" w:bidi="en_US"/>
-        </w:rPr>
-      </w:r>
-    </w:p>
-    <w:p>
-      <w:pPr/>
-      <w:r>
-        <w:rPr>
-          <w:lang w:val="en_US" w:bidi="en_US"/>
-        </w:rPr>
-      </w:r>
-      <w:r>
-        <w:rPr>
-          <w:b/>
-          <w:lang w:val="en_US" w:bidi="en_US"/>
-        </w:rPr>
-        <w:t>What is the law compared to the realities in Christ?</w:t>
+        <w:t>Hebrews 10:1 (#1)</w:t>
+      </w:r>
+      <w:r>
+        <w:rPr>
+          <w:lang w:val="en_US" w:bidi="en_US"/>
+        </w:rPr>
+      </w:r>
+    </w:p>
+    <w:p>
+      <w:pPr/>
+      <w:r>
+        <w:rPr>
+          <w:lang w:val="en_US" w:bidi="en_US"/>
+        </w:rPr>
+      </w:r>
+      <w:r>
+        <w:rPr>
+          <w:b/>
+          <w:lang w:val="en_US" w:bidi="en_US"/>
+        </w:rPr>
+        <w:t>What is the law as compared to the realities in Christ?</w:t>
       </w:r>
     </w:p>
     <w:p>
@@ -8501,7 +8501,7 @@
         <w:rPr>
           <w:lang w:val="en_US" w:bidi="en_US"/>
         </w:rPr>
-        <w:t>Hebrews 10:3</w:t>
+        <w:t>Hebrews 10:3 (#1)</w:t>
       </w:r>
       <w:r>
         <w:rPr>
@@ -8564,7 +8564,7 @@
         <w:rPr>
           <w:lang w:val="en_US" w:bidi="en_US"/>
         </w:rPr>
-        <w:t>Hebrews 10:4</w:t>
+        <w:t>Hebrews 10:4 (#1)</w:t>
       </w:r>
       <w:r>
         <w:rPr>
@@ -8627,7 +8627,7 @@
         <w:rPr>
           <w:lang w:val="en_US" w:bidi="en_US"/>
         </w:rPr>
-        <w:t>Hebrews 10:5</w:t>
+        <w:t>Hebrews 10:5 (#1)</w:t>
       </w:r>
       <w:r>
         <w:rPr>
@@ -8690,7 +8690,7 @@
         <w:rPr>
           <w:lang w:val="en_US" w:bidi="en_US"/>
         </w:rPr>
-        <w:t>Hebrews 10:8</w:t>
+        <w:t>Hebrews 10:8 (#1)</w:t>
       </w:r>
       <w:r>
         <w:rPr>
@@ -8753,7 +8753,7 @@
         <w:rPr>
           <w:lang w:val="en_US" w:bidi="en_US"/>
         </w:rPr>
-        <w:t>Hebrews 10:10</w:t>
+        <w:t>Hebrews 10:10 (#1)</w:t>
       </w:r>
       <w:r>
         <w:rPr>
@@ -8816,7 +8816,7 @@
         <w:rPr>
           <w:lang w:val="en_US" w:bidi="en_US"/>
         </w:rPr>
-        <w:t>Hebrews 10:12–13</w:t>
+        <w:t>Hebrews 10:12–13 (#1)</w:t>
       </w:r>
       <w:r>
         <w:rPr>
@@ -8879,7 +8879,7 @@
         <w:rPr>
           <w:lang w:val="en_US" w:bidi="en_US"/>
         </w:rPr>
-        <w:t>Hebrews 10:14</w:t>
+        <w:t>Hebrews 10:14 (#1)</w:t>
       </w:r>
       <w:r>
         <w:rPr>
@@ -8942,7 +8942,7 @@
         <w:rPr>
           <w:lang w:val="en_US" w:bidi="en_US"/>
         </w:rPr>
-        <w:t>Hebrews 10:18</w:t>
+        <w:t>Hebrews 10:18 (#1)</w:t>
       </w:r>
       <w:r>
         <w:rPr>
@@ -9005,7 +9005,7 @@
         <w:rPr>
           <w:lang w:val="en_US" w:bidi="en_US"/>
         </w:rPr>
-        <w:t>Hebrews 10:19</w:t>
+        <w:t>Hebrews 10:19 (#1)</w:t>
       </w:r>
       <w:r>
         <w:rPr>
@@ -9068,7 +9068,7 @@
         <w:rPr>
           <w:lang w:val="en_US" w:bidi="en_US"/>
         </w:rPr>
-        <w:t>Hebrews 10:22</w:t>
+        <w:t>Hebrews 10:22 (#1)</w:t>
       </w:r>
       <w:r>
         <w:rPr>
@@ -9131,7 +9131,7 @@
         <w:rPr>
           <w:lang w:val="en_US" w:bidi="en_US"/>
         </w:rPr>
-        <w:t>Hebrews 10:23</w:t>
+        <w:t>Hebrews 10:23 (#1)</w:t>
       </w:r>
       <w:r>
         <w:rPr>
@@ -9194,7 +9194,7 @@
         <w:rPr>
           <w:lang w:val="en_US" w:bidi="en_US"/>
         </w:rPr>
-        <w:t>Hebrews 10:25</w:t>
+        <w:t>Hebrews 10:25 (#1)</w:t>
       </w:r>
       <w:r>
         <w:rPr>
@@ -9257,7 +9257,7 @@
         <w:rPr>
           <w:lang w:val="en_US" w:bidi="en_US"/>
         </w:rPr>
-        <w:t>Hebrews 10:26–27</w:t>
+        <w:t>Hebrews 10:26–27 (#1)</w:t>
       </w:r>
       <w:r>
         <w:rPr>
@@ -9320,7 +9320,7 @@
         <w:rPr>
           <w:lang w:val="en_US" w:bidi="en_US"/>
         </w:rPr>
-        <w:t>Hebrews 10:28–29</w:t>
+        <w:t>Hebrews 10:28–29 (#1)</w:t>
       </w:r>
       <w:r>
         <w:rPr>
@@ -9383,7 +9383,7 @@
         <w:rPr>
           <w:lang w:val="en_US" w:bidi="en_US"/>
         </w:rPr>
-        <w:t>Hebrews 10:30</w:t>
+        <w:t>Hebrews 10:30 (#1)</w:t>
       </w:r>
       <w:r>
         <w:rPr>
@@ -9446,7 +9446,7 @@
         <w:rPr>
           <w:lang w:val="en_US" w:bidi="en_US"/>
         </w:rPr>
-        <w:t>Hebrews 10:34</w:t>
+        <w:t>Hebrews 10:34 (#1)</w:t>
       </w:r>
       <w:r>
         <w:rPr>
@@ -9509,7 +9509,7 @@
         <w:rPr>
           <w:lang w:val="en_US" w:bidi="en_US"/>
         </w:rPr>
-        <w:t>Hebrews 10:35–36</w:t>
+        <w:t>Hebrews 10:35–36 (#1)</w:t>
       </w:r>
       <w:r>
         <w:rPr>
@@ -9572,7 +9572,7 @@
         <w:rPr>
           <w:lang w:val="en_US" w:bidi="en_US"/>
         </w:rPr>
-        <w:t>Hebrews 10:38</w:t>
+        <w:t>Hebrews 10:38 (#1)</w:t>
       </w:r>
       <w:r>
         <w:rPr>
@@ -9698,7 +9698,7 @@
         <w:rPr>
           <w:lang w:val="en_US" w:bidi="en_US"/>
         </w:rPr>
-        <w:t>Hebrews 10:39</w:t>
+        <w:t>Hebrews 10:39 (#1)</w:t>
       </w:r>
       <w:r>
         <w:rPr>
@@ -9761,7 +9761,7 @@
         <w:rPr>
           <w:lang w:val="en_US" w:bidi="en_US"/>
         </w:rPr>
-        <w:t>Hebrews 11:1</w:t>
+        <w:t>Hebrews 11:1 (#1)</w:t>
       </w:r>
       <w:r>
         <w:rPr>
@@ -9824,7 +9824,7 @@
         <w:rPr>
           <w:lang w:val="en_US" w:bidi="en_US"/>
         </w:rPr>
-        <w:t>Hebrews 11:3</w:t>
+        <w:t>Hebrews 11:3 (#1)</w:t>
       </w:r>
       <w:r>
         <w:rPr>
@@ -9887,7 +9887,7 @@
         <w:rPr>
           <w:lang w:val="en_US" w:bidi="en_US"/>
         </w:rPr>
-        <w:t>Hebrews 11:4</w:t>
+        <w:t>Hebrews 11:4 (#1)</w:t>
       </w:r>
       <w:r>
         <w:rPr>
@@ -9950,7 +9950,7 @@
         <w:rPr>
           <w:lang w:val="en_US" w:bidi="en_US"/>
         </w:rPr>
-        <w:t>Hebrews 11:6</w:t>
+        <w:t>Hebrews 11:6 (#1)</w:t>
       </w:r>
       <w:r>
         <w:rPr>
@@ -10013,7 +10013,7 @@
         <w:rPr>
           <w:lang w:val="en_US" w:bidi="en_US"/>
         </w:rPr>
-        <w:t>Hebrews 11:7</w:t>
+        <w:t>Hebrews 11:7 (#1)</w:t>
       </w:r>
       <w:r>
         <w:rPr>
@@ -10076,7 +10076,7 @@
         <w:rPr>
           <w:lang w:val="en_US" w:bidi="en_US"/>
         </w:rPr>
-        <w:t>Hebrews 11:11</w:t>
+        <w:t>Hebrews 11:11 (#1)</w:t>
       </w:r>
       <w:r>
         <w:rPr>
@@ -10139,7 +10139,7 @@
         <w:rPr>
           <w:lang w:val="en_US" w:bidi="en_US"/>
         </w:rPr>
-        <w:t>Hebrews 11:13</w:t>
+        <w:t>Hebrews 11:13 (#1)</w:t>
       </w:r>
       <w:r>
         <w:rPr>
@@ -10265,7 +10265,7 @@
         <w:rPr>
           <w:lang w:val="en_US" w:bidi="en_US"/>
         </w:rPr>
-        <w:t>Hebrews 11:16</w:t>
+        <w:t>Hebrews 11:16 (#1)</w:t>
       </w:r>
       <w:r>
         <w:rPr>
@@ -10328,7 +10328,7 @@
         <w:rPr>
           <w:lang w:val="en_US" w:bidi="en_US"/>
         </w:rPr>
-        <w:t>Hebrews 11:17–19</w:t>
+        <w:t>Hebrews 11:17–19 (#1)</w:t>
       </w:r>
       <w:r>
         <w:rPr>
@@ -10391,7 +10391,7 @@
         <w:rPr>
           <w:lang w:val="en_US" w:bidi="en_US"/>
         </w:rPr>
-        <w:t>Hebrews 11:22</w:t>
+        <w:t>Hebrews 11:22 (#1)</w:t>
       </w:r>
       <w:r>
         <w:rPr>
@@ -10454,7 +10454,7 @@
         <w:rPr>
           <w:lang w:val="en_US" w:bidi="en_US"/>
         </w:rPr>
-        <w:t>Hebrews 11:24–26</w:t>
+        <w:t>Hebrews 11:24–26 (#1)</w:t>
       </w:r>
       <w:r>
         <w:rPr>
@@ -10517,7 +10517,7 @@
         <w:rPr>
           <w:lang w:val="en_US" w:bidi="en_US"/>
         </w:rPr>
-        <w:t>Hebrews 11:28</w:t>
+        <w:t>Hebrews 11:28 (#1)</w:t>
       </w:r>
       <w:r>
         <w:rPr>
@@ -10580,7 +10580,7 @@
         <w:rPr>
           <w:lang w:val="en_US" w:bidi="en_US"/>
         </w:rPr>
-        <w:t>Hebrews 11:31</w:t>
+        <w:t>Hebrews 11:31 (#1)</w:t>
       </w:r>
       <w:r>
         <w:rPr>
@@ -10643,7 +10643,7 @@
         <w:rPr>
           <w:lang w:val="en_US" w:bidi="en_US"/>
         </w:rPr>
-        <w:t>Hebrews 11:33–34</w:t>
+        <w:t>Hebrews 11:33–34 (#1)</w:t>
       </w:r>
       <w:r>
         <w:rPr>
@@ -10706,7 +10706,7 @@
         <w:rPr>
           <w:lang w:val="en_US" w:bidi="en_US"/>
         </w:rPr>
-        <w:t>Hebrews 11:35–38</w:t>
+        <w:t>Hebrews 11:35–38 (#1)</w:t>
       </w:r>
       <w:r>
         <w:rPr>
@@ -10769,7 +10769,7 @@
         <w:rPr>
           <w:lang w:val="en_US" w:bidi="en_US"/>
         </w:rPr>
-        <w:t>Hebrews 11:39</w:t>
+        <w:t>Hebrews 11:39 (#1)</w:t>
       </w:r>
       <w:r>
         <w:rPr>
@@ -10832,7 +10832,7 @@
         <w:rPr>
           <w:lang w:val="en_US" w:bidi="en_US"/>
         </w:rPr>
-        <w:t>Hebrews 11:40</w:t>
+        <w:t>Hebrews 11:40 (#1)</w:t>
       </w:r>
       <w:r>
         <w:rPr>
@@ -10895,7 +10895,7 @@
         <w:rPr>
           <w:lang w:val="en_US" w:bidi="en_US"/>
         </w:rPr>
-        <w:t>Hebrews 12:1</w:t>
+        <w:t>Hebrews 12:1 (#1)</w:t>
       </w:r>
       <w:r>
         <w:rPr>
@@ -10958,7 +10958,7 @@
         <w:rPr>
           <w:lang w:val="en_US" w:bidi="en_US"/>
         </w:rPr>
-        <w:t>Hebrews 12:2</w:t>
+        <w:t>Hebrews 12:2 (#1)</w:t>
       </w:r>
       <w:r>
         <w:rPr>
@@ -11021,7 +11021,7 @@
         <w:rPr>
           <w:lang w:val="en_US" w:bidi="en_US"/>
         </w:rPr>
-        <w:t>Hebrews 12:3</w:t>
+        <w:t>Hebrews 12:3 (#1)</w:t>
       </w:r>
       <w:r>
         <w:rPr>
@@ -11084,7 +11084,7 @@
         <w:rPr>
           <w:lang w:val="en_US" w:bidi="en_US"/>
         </w:rPr>
-        <w:t>Hebrews 12:6</w:t>
+        <w:t>Hebrews 12:6 (#1)</w:t>
       </w:r>
       <w:r>
         <w:rPr>
@@ -11147,7 +11147,7 @@
         <w:rPr>
           <w:lang w:val="en_US" w:bidi="en_US"/>
         </w:rPr>
-        <w:t>Hebrews 12:8</w:t>
+        <w:t>Hebrews 12:8 (#1)</w:t>
       </w:r>
       <w:r>
         <w:rPr>
@@ -11210,7 +11210,7 @@
         <w:rPr>
           <w:lang w:val="en_US" w:bidi="en_US"/>
         </w:rPr>
-        <w:t>Hebrews 12:10</w:t>
+        <w:t>Hebrews 12:10 (#1)</w:t>
       </w:r>
       <w:r>
         <w:rPr>
@@ -11273,7 +11273,7 @@
         <w:rPr>
           <w:lang w:val="en_US" w:bidi="en_US"/>
         </w:rPr>
-        <w:t>Hebrews 12:11</w:t>
+        <w:t>Hebrews 12:11 (#1)</w:t>
       </w:r>
       <w:r>
         <w:rPr>
@@ -11336,7 +11336,7 @@
         <w:rPr>
           <w:lang w:val="en_US" w:bidi="en_US"/>
         </w:rPr>
-        <w:t>Hebrews 12:14</w:t>
+        <w:t>Hebrews 12:14 (#1)</w:t>
       </w:r>
       <w:r>
         <w:rPr>
@@ -11399,7 +11399,7 @@
         <w:rPr>
           <w:lang w:val="en_US" w:bidi="en_US"/>
         </w:rPr>
-        <w:t>Hebrews 12:15</w:t>
+        <w:t>Hebrews 12:15 (#1)</w:t>
       </w:r>
       <w:r>
         <w:rPr>
@@ -11462,7 +11462,7 @@
         <w:rPr>
           <w:lang w:val="en_US" w:bidi="en_US"/>
         </w:rPr>
-        <w:t>Hebrews 12:17</w:t>
+        <w:t>Hebrews 12:17 (#1)</w:t>
       </w:r>
       <w:r>
         <w:rPr>
@@ -11525,7 +11525,7 @@
         <w:rPr>
           <w:lang w:val="en_US" w:bidi="en_US"/>
         </w:rPr>
-        <w:t>Hebrews 12:19</w:t>
+        <w:t>Hebrews 12:19 (#1)</w:t>
       </w:r>
       <w:r>
         <w:rPr>
@@ -11588,7 +11588,7 @@
         <w:rPr>
           <w:lang w:val="en_US" w:bidi="en_US"/>
         </w:rPr>
-        <w:t>Hebrews 12:22</w:t>
+        <w:t>Hebrews 12:22 (#1)</w:t>
       </w:r>
       <w:r>
         <w:rPr>
@@ -11651,7 +11651,7 @@
         <w:rPr>
           <w:lang w:val="en_US" w:bidi="en_US"/>
         </w:rPr>
-        <w:t>Hebrews 12:23</w:t>
+        <w:t>Hebrews 12:23 (#1)</w:t>
       </w:r>
       <w:r>
         <w:rPr>
@@ -11714,7 +11714,7 @@
         <w:rPr>
           <w:lang w:val="en_US" w:bidi="en_US"/>
         </w:rPr>
-        <w:t>Hebrews 12:23–24</w:t>
+        <w:t>Hebrews 12:23–24 (#1)</w:t>
       </w:r>
       <w:r>
         <w:rPr>
@@ -11777,7 +11777,7 @@
         <w:rPr>
           <w:lang w:val="en_US" w:bidi="en_US"/>
         </w:rPr>
-        <w:t>Hebrews 12:25</w:t>
+        <w:t>Hebrews 12:25 (#1)</w:t>
       </w:r>
       <w:r>
         <w:rPr>
@@ -11840,7 +11840,7 @@
         <w:rPr>
           <w:lang w:val="en_US" w:bidi="en_US"/>
         </w:rPr>
-        <w:t>Hebrews 12:26</w:t>
+        <w:t>Hebrews 12:26 (#1)</w:t>
       </w:r>
       <w:r>
         <w:rPr>
@@ -11903,7 +11903,7 @@
         <w:rPr>
           <w:lang w:val="en_US" w:bidi="en_US"/>
         </w:rPr>
-        <w:t>Hebrews 12:28</w:t>
+        <w:t>Hebrews 12:28 (#1)</w:t>
       </w:r>
       <w:r>
         <w:rPr>
@@ -11986,50 +11986,50 @@
           <w:b/>
           <w:lang w:val="en_US" w:bidi="en_US"/>
         </w:rPr>
-        <w:t>How should believers worship God?</w:t>
-      </w:r>
-    </w:p>
-    <w:p>
-      <w:pPr/>
-      <w:r>
-        <w:rPr>
-          <w:lang w:val="en_US" w:bidi="en_US"/>
-        </w:rPr>
-      </w:r>
-      <w:r>
-        <w:rPr>
-          <w:lang w:val="en_US" w:bidi="en_US"/>
-        </w:rPr>
-        <w:t>Believers should worship God with reverence and awe.</w:t>
-      </w:r>
-      <w:r>
-        <w:rPr>
-          <w:lang w:val="en_US" w:bidi="en_US"/>
-        </w:rPr>
-      </w:r>
-      <w:r>
-        <w:rPr>
-          <w:lang w:val="en_US" w:bidi="en_US"/>
-        </w:rPr>
-      </w:r>
-    </w:p>
-    <w:p>
-      <w:pPr/>
-      <w:r>
-        <w:rPr>
-          <w:lang w:val="en_US" w:bidi="en_US"/>
-        </w:rPr>
-      </w:r>
-    </w:p>
-    <w:p>
-      <w:pPr>
-        <w:pStyle w:val="Heading2"/>
-      </w:pPr>
-      <w:r>
-        <w:rPr>
-          <w:lang w:val="en_US" w:bidi="en_US"/>
-        </w:rPr>
-        <w:t>Hebrews 12:29</w:t>
+        <w:t>How should believers serve God?</w:t>
+      </w:r>
+    </w:p>
+    <w:p>
+      <w:pPr/>
+      <w:r>
+        <w:rPr>
+          <w:lang w:val="en_US" w:bidi="en_US"/>
+        </w:rPr>
+      </w:r>
+      <w:r>
+        <w:rPr>
+          <w:lang w:val="en_US" w:bidi="en_US"/>
+        </w:rPr>
+        <w:t>Believers should serve God with reverence and awe.</w:t>
+      </w:r>
+      <w:r>
+        <w:rPr>
+          <w:lang w:val="en_US" w:bidi="en_US"/>
+        </w:rPr>
+      </w:r>
+      <w:r>
+        <w:rPr>
+          <w:lang w:val="en_US" w:bidi="en_US"/>
+        </w:rPr>
+      </w:r>
+    </w:p>
+    <w:p>
+      <w:pPr/>
+      <w:r>
+        <w:rPr>
+          <w:lang w:val="en_US" w:bidi="en_US"/>
+        </w:rPr>
+      </w:r>
+    </w:p>
+    <w:p>
+      <w:pPr>
+        <w:pStyle w:val="Heading2"/>
+      </w:pPr>
+      <w:r>
+        <w:rPr>
+          <w:lang w:val="en_US" w:bidi="en_US"/>
+        </w:rPr>
+        <w:t>Hebrews 12:29 (#1)</w:t>
       </w:r>
       <w:r>
         <w:rPr>
@@ -12092,7 +12092,7 @@
         <w:rPr>
           <w:lang w:val="en_US" w:bidi="en_US"/>
         </w:rPr>
-        <w:t>Hebrews 13:2</w:t>
+        <w:t>Hebrews 13:2 (#1)</w:t>
       </w:r>
       <w:r>
         <w:rPr>
@@ -12155,7 +12155,7 @@
         <w:rPr>
           <w:lang w:val="en_US" w:bidi="en_US"/>
         </w:rPr>
-        <w:t>Hebrews 13:3</w:t>
+        <w:t>Hebrews 13:3 (#1)</w:t>
       </w:r>
       <w:r>
         <w:rPr>
@@ -12218,7 +12218,70 @@
         <w:rPr>
           <w:lang w:val="en_US" w:bidi="en_US"/>
         </w:rPr>
-        <w:t>Hebrews 13:4</w:t>
+        <w:t>Hebrews 13:4 (#2)</w:t>
+      </w:r>
+      <w:r>
+        <w:rPr>
+          <w:lang w:val="en_US" w:bidi="en_US"/>
+        </w:rPr>
+      </w:r>
+    </w:p>
+    <w:p>
+      <w:pPr/>
+      <w:r>
+        <w:rPr>
+          <w:lang w:val="en_US" w:bidi="en_US"/>
+        </w:rPr>
+      </w:r>
+      <w:r>
+        <w:rPr>
+          <w:b/>
+          <w:lang w:val="en_US" w:bidi="en_US"/>
+        </w:rPr>
+        <w:t>What does God do with the sexually immoral and adulterers?</w:t>
+      </w:r>
+    </w:p>
+    <w:p>
+      <w:pPr/>
+      <w:r>
+        <w:rPr>
+          <w:lang w:val="en_US" w:bidi="en_US"/>
+        </w:rPr>
+      </w:r>
+      <w:r>
+        <w:rPr>
+          <w:lang w:val="en_US" w:bidi="en_US"/>
+        </w:rPr>
+        <w:t>God judges the sexually immoral and adulterers.</w:t>
+      </w:r>
+      <w:r>
+        <w:rPr>
+          <w:lang w:val="en_US" w:bidi="en_US"/>
+        </w:rPr>
+      </w:r>
+      <w:r>
+        <w:rPr>
+          <w:lang w:val="en_US" w:bidi="en_US"/>
+        </w:rPr>
+      </w:r>
+    </w:p>
+    <w:p>
+      <w:pPr/>
+      <w:r>
+        <w:rPr>
+          <w:lang w:val="en_US" w:bidi="en_US"/>
+        </w:rPr>
+      </w:r>
+    </w:p>
+    <w:p>
+      <w:pPr>
+        <w:pStyle w:val="Heading2"/>
+      </w:pPr>
+      <w:r>
+        <w:rPr>
+          <w:lang w:val="en_US" w:bidi="en_US"/>
+        </w:rPr>
+        <w:t>Hebrews 13:4 (#1)</w:t>
       </w:r>
       <w:r>
         <w:rPr>
@@ -12281,70 +12344,7 @@
         <w:rPr>
           <w:lang w:val="en_US" w:bidi="en_US"/>
         </w:rPr>
-        <w:t>Hebrews 13:4 (#2)</w:t>
-      </w:r>
-      <w:r>
-        <w:rPr>
-          <w:lang w:val="en_US" w:bidi="en_US"/>
-        </w:rPr>
-      </w:r>
-    </w:p>
-    <w:p>
-      <w:pPr/>
-      <w:r>
-        <w:rPr>
-          <w:lang w:val="en_US" w:bidi="en_US"/>
-        </w:rPr>
-      </w:r>
-      <w:r>
-        <w:rPr>
-          <w:b/>
-          <w:lang w:val="en_US" w:bidi="en_US"/>
-        </w:rPr>
-        <w:t>What does God do with the sexually immoral and adulterers?</w:t>
-      </w:r>
-    </w:p>
-    <w:p>
-      <w:pPr/>
-      <w:r>
-        <w:rPr>
-          <w:lang w:val="en_US" w:bidi="en_US"/>
-        </w:rPr>
-      </w:r>
-      <w:r>
-        <w:rPr>
-          <w:lang w:val="en_US" w:bidi="en_US"/>
-        </w:rPr>
-        <w:t>God judges the sexually immoral and adulterers.</w:t>
-      </w:r>
-      <w:r>
-        <w:rPr>
-          <w:lang w:val="en_US" w:bidi="en_US"/>
-        </w:rPr>
-      </w:r>
-      <w:r>
-        <w:rPr>
-          <w:lang w:val="en_US" w:bidi="en_US"/>
-        </w:rPr>
-      </w:r>
-    </w:p>
-    <w:p>
-      <w:pPr/>
-      <w:r>
-        <w:rPr>
-          <w:lang w:val="en_US" w:bidi="en_US"/>
-        </w:rPr>
-      </w:r>
-    </w:p>
-    <w:p>
-      <w:pPr>
-        <w:pStyle w:val="Heading2"/>
-      </w:pPr>
-      <w:r>
-        <w:rPr>
-          <w:lang w:val="en_US" w:bidi="en_US"/>
-        </w:rPr>
-        <w:t>Hebrews 13:5</w:t>
+        <w:t>Hebrews 13:5 (#1)</w:t>
       </w:r>
       <w:r>
         <w:rPr>
@@ -12407,7 +12407,7 @@
         <w:rPr>
           <w:lang w:val="en_US" w:bidi="en_US"/>
         </w:rPr>
-        <w:t>Hebrews 13:7</w:t>
+        <w:t>Hebrews 13:7 (#1)</w:t>
       </w:r>
       <w:r>
         <w:rPr>
@@ -12470,7 +12470,7 @@
         <w:rPr>
           <w:lang w:val="en_US" w:bidi="en_US"/>
         </w:rPr>
-        <w:t>Hebrews 13:9</w:t>
+        <w:t>Hebrews 13:9 (#1)</w:t>
       </w:r>
       <w:r>
         <w:rPr>
@@ -12533,7 +12533,7 @@
         <w:rPr>
           <w:lang w:val="en_US" w:bidi="en_US"/>
         </w:rPr>
-        <w:t>Hebrews 13:11</w:t>
+        <w:t>Hebrews 13:11 (#1)</w:t>
       </w:r>
       <w:r>
         <w:rPr>
@@ -12596,7 +12596,7 @@
         <w:rPr>
           <w:lang w:val="en_US" w:bidi="en_US"/>
         </w:rPr>
-        <w:t>Hebrews 13:12</w:t>
+        <w:t>Hebrews 13:12 (#1)</w:t>
       </w:r>
       <w:r>
         <w:rPr>
@@ -12659,7 +12659,7 @@
         <w:rPr>
           <w:lang w:val="en_US" w:bidi="en_US"/>
         </w:rPr>
-        <w:t>Hebrews 13:13</w:t>
+        <w:t>Hebrews 13:13 (#1)</w:t>
       </w:r>
       <w:r>
         <w:rPr>
@@ -12722,7 +12722,7 @@
         <w:rPr>
           <w:lang w:val="en_US" w:bidi="en_US"/>
         </w:rPr>
-        <w:t>Hebrews 13:14</w:t>
+        <w:t>Hebrews 13:14 (#1)</w:t>
       </w:r>
       <w:r>
         <w:rPr>
@@ -12756,7 +12756,7 @@
         <w:rPr>
           <w:lang w:val="en_US" w:bidi="en_US"/>
         </w:rPr>
-        <w:t>Believers have no permanent city here on earth.</w:t>
+        <w:t>Believers have no permanent city here on earth. They seek the one coming.</w:t>
       </w:r>
       <w:r>
         <w:rPr>
@@ -12848,7 +12848,7 @@
         <w:rPr>
           <w:lang w:val="en_US" w:bidi="en_US"/>
         </w:rPr>
-        <w:t>Hebrews 13:15</w:t>
+        <w:t>Hebrews 13:15 (#1)</w:t>
       </w:r>
       <w:r>
         <w:rPr>
@@ -12911,7 +12911,7 @@
         <w:rPr>
           <w:lang w:val="en_US" w:bidi="en_US"/>
         </w:rPr>
-        <w:t>Hebrews 13:17</w:t>
+        <w:t>Hebrews 13:17 (#1)</w:t>
       </w:r>
       <w:r>
         <w:rPr>
@@ -12974,7 +12974,7 @@
         <w:rPr>
           <w:lang w:val="en_US" w:bidi="en_US"/>
         </w:rPr>
-        <w:t>Hebrews 13:21</w:t>
+        <w:t>Hebrews 13:21 (#1)</w:t>
       </w:r>
       <w:r>
         <w:rPr>
@@ -13037,7 +13037,7 @@
         <w:rPr>
           <w:lang w:val="en_US" w:bidi="en_US"/>
         </w:rPr>
-        <w:t>Hebrews 13:23</w:t>
+        <w:t>Hebrews 13:23 (#1)</w:t>
       </w:r>
       <w:r>
         <w:rPr>
